--- a/WorkHistory/OutputDoc/G_G Code flow document_OD_1.docx
+++ b/WorkHistory/OutputDoc/G_G Code flow document_OD_1.docx
@@ -9217,15 +9217,7 @@
         </w:numPr>
       </w:pPr>
       <w:r>
-        <w:t xml:space="preserve">For GGDC/GNGF, writes header to D365 table; </w:t>
-      </w:r>
-      <w:proofErr w:type="gramStart"/>
-      <w:r>
-        <w:t>otherwise</w:t>
-      </w:r>
-      <w:proofErr w:type="gramEnd"/>
-      <w:r>
-        <w:t xml:space="preserve"> AX table.</w:t>
+        <w:t>For GGDC/GNGF, writes header to D365 table; otherwise AX table.</w:t>
       </w:r>
     </w:p>
     <w:p>
@@ -10933,14 +10925,9 @@
       <w:r>
         <w:t xml:space="preserve"> </w:t>
       </w:r>
-      <w:proofErr w:type="spellStart"/>
       <w:proofErr w:type="gramStart"/>
       <w:r>
-        <w:t>tx</w:t>
-      </w:r>
-      <w:proofErr w:type="spellEnd"/>
-      <w:r>
-        <w:t xml:space="preserve"> :</w:t>
+        <w:t>tx :</w:t>
       </w:r>
       <w:proofErr w:type="gramEnd"/>
       <w:r>
@@ -12675,12 +12662,1993 @@
       </w:r>
     </w:p>
     <w:p/>
+    <w:p>
+      <w:r>
+        <w:lastRenderedPageBreak/>
+        <w:t>Current scheduler flow is:</w:t>
+      </w:r>
+    </w:p>
+    <w:p>
+      <w:pPr>
+        <w:numPr>
+          <w:ilvl w:val="0"/>
+          <w:numId w:val="27"/>
+        </w:numPr>
+      </w:pPr>
+      <w:proofErr w:type="spellStart"/>
+      <w:proofErr w:type="gramStart"/>
+      <w:r>
+        <w:t>shiftOpenProcess</w:t>
+      </w:r>
+      <w:proofErr w:type="spellEnd"/>
+      <w:r>
+        <w:t>(</w:t>
+      </w:r>
+      <w:proofErr w:type="gramEnd"/>
+      <w:r>
+        <w:t>)</w:t>
+      </w:r>
+    </w:p>
+    <w:p>
+      <w:pPr>
+        <w:numPr>
+          <w:ilvl w:val="0"/>
+          <w:numId w:val="27"/>
+        </w:numPr>
+      </w:pPr>
+      <w:proofErr w:type="spellStart"/>
+      <w:proofErr w:type="gramStart"/>
+      <w:r>
+        <w:t>syncSaleTransaction</w:t>
+      </w:r>
+      <w:proofErr w:type="spellEnd"/>
+      <w:r>
+        <w:t>(</w:t>
+      </w:r>
+      <w:proofErr w:type="gramEnd"/>
+      <w:r>
+        <w:t>)</w:t>
+      </w:r>
+    </w:p>
+    <w:p>
+      <w:pPr>
+        <w:numPr>
+          <w:ilvl w:val="0"/>
+          <w:numId w:val="27"/>
+        </w:numPr>
+      </w:pPr>
+      <w:proofErr w:type="spellStart"/>
+      <w:proofErr w:type="gramStart"/>
+      <w:r>
+        <w:t>shiftEndProcess</w:t>
+      </w:r>
+      <w:proofErr w:type="spellEnd"/>
+      <w:r>
+        <w:t>(</w:t>
+      </w:r>
+      <w:proofErr w:type="gramEnd"/>
+      <w:r>
+        <w:t>)</w:t>
+      </w:r>
+    </w:p>
+    <w:p>
+      <w:r>
+        <w:t>That sequence is inside </w:t>
+      </w:r>
+      <w:hyperlink r:id="rId50" w:tgtFrame="_blank" w:history="1">
+        <w:r>
+          <w:rPr>
+            <w:rStyle w:val="Hyperlink"/>
+          </w:rPr>
+          <w:t>SchedulerService.java</w:t>
+        </w:r>
+      </w:hyperlink>
+      <w:r>
+        <w:t>.</w:t>
+      </w:r>
+    </w:p>
+    <w:p>
+      <w:r>
+        <w:rPr>
+          <w:b/>
+          <w:bCs/>
+        </w:rPr>
+        <w:t>How scheduler starts</w:t>
+      </w:r>
+      <w:r>
+        <w:br/>
+        <w:t>The job is triggered from </w:t>
+      </w:r>
+      <w:hyperlink r:id="rId51" w:tgtFrame="_blank" w:history="1">
+        <w:r>
+          <w:rPr>
+            <w:rStyle w:val="Hyperlink"/>
+          </w:rPr>
+          <w:t>DynamicSchedulerConfig.java</w:t>
+        </w:r>
+      </w:hyperlink>
+      <w:r>
+        <w:t>. It reads delay from </w:t>
+      </w:r>
+      <w:proofErr w:type="spellStart"/>
+      <w:r>
+        <w:t>ApplicationSetting</w:t>
+      </w:r>
+      <w:proofErr w:type="spellEnd"/>
+      <w:r>
+        <w:t> and then calls </w:t>
+      </w:r>
+      <w:proofErr w:type="spellStart"/>
+      <w:r>
+        <w:t>schedulerService.schedulerProcess</w:t>
+      </w:r>
+      <w:proofErr w:type="spellEnd"/>
+      <w:r>
+        <w:t>() repeatedly.</w:t>
+      </w:r>
+    </w:p>
+    <w:p>
+      <w:r>
+        <w:rPr>
+          <w:b/>
+          <w:bCs/>
+        </w:rPr>
+        <w:t>What it does before sync</w:t>
+      </w:r>
+      <w:r>
+        <w:br/>
+        <w:t>In </w:t>
+      </w:r>
+      <w:hyperlink r:id="rId52" w:tgtFrame="_blank" w:history="1">
+        <w:r>
+          <w:rPr>
+            <w:rStyle w:val="Hyperlink"/>
+          </w:rPr>
+          <w:t>SchedulerService.java</w:t>
+        </w:r>
+      </w:hyperlink>
+      <w:r>
+        <w:t>, </w:t>
+      </w:r>
+      <w:proofErr w:type="spellStart"/>
+      <w:r>
+        <w:t>shiftOpenProcess</w:t>
+      </w:r>
+      <w:proofErr w:type="spellEnd"/>
+      <w:r>
+        <w:t>():</w:t>
+      </w:r>
+    </w:p>
+    <w:p>
+      <w:pPr>
+        <w:numPr>
+          <w:ilvl w:val="0"/>
+          <w:numId w:val="28"/>
+        </w:numPr>
+      </w:pPr>
+      <w:r>
+        <w:t>finds </w:t>
+      </w:r>
+      <w:proofErr w:type="spellStart"/>
+      <w:r>
+        <w:t>WorkShiftAction</w:t>
+      </w:r>
+      <w:proofErr w:type="spellEnd"/>
+      <w:r>
+        <w:t> records with closed = OPEN and </w:t>
+      </w:r>
+      <w:proofErr w:type="spellStart"/>
+      <w:r>
+        <w:t>transactionStatus</w:t>
+      </w:r>
+      <w:proofErr w:type="spellEnd"/>
+      <w:r>
+        <w:t xml:space="preserve"> = CREATED</w:t>
+      </w:r>
+    </w:p>
+    <w:p>
+      <w:pPr>
+        <w:numPr>
+          <w:ilvl w:val="0"/>
+          <w:numId w:val="28"/>
+        </w:numPr>
+      </w:pPr>
+      <w:r>
+        <w:t>checks store </w:t>
+      </w:r>
+      <w:proofErr w:type="spellStart"/>
+      <w:r>
+        <w:t>dataAreaId</w:t>
+      </w:r>
+      <w:proofErr w:type="spellEnd"/>
+    </w:p>
+    <w:p>
+      <w:pPr>
+        <w:numPr>
+          <w:ilvl w:val="0"/>
+          <w:numId w:val="28"/>
+        </w:numPr>
+      </w:pPr>
+      <w:r>
+        <w:t>if store is D365 type (GGDC or GNGF), it saves header into D365 header table</w:t>
+      </w:r>
+    </w:p>
+    <w:p>
+      <w:pPr>
+        <w:numPr>
+          <w:ilvl w:val="0"/>
+          <w:numId w:val="28"/>
+        </w:numPr>
+      </w:pPr>
+      <w:proofErr w:type="gramStart"/>
+      <w:r>
+        <w:t>otherwise</w:t>
+      </w:r>
+      <w:proofErr w:type="gramEnd"/>
+      <w:r>
+        <w:t xml:space="preserve"> it saves header into AX header table</w:t>
+      </w:r>
+    </w:p>
+    <w:p>
+      <w:pPr>
+        <w:numPr>
+          <w:ilvl w:val="0"/>
+          <w:numId w:val="28"/>
+        </w:numPr>
+      </w:pPr>
+      <w:r>
+        <w:t>then marks </w:t>
+      </w:r>
+      <w:proofErr w:type="spellStart"/>
+      <w:r>
+        <w:t>WorkShiftAction.transactionStatus</w:t>
+      </w:r>
+      <w:proofErr w:type="spellEnd"/>
+      <w:r>
+        <w:t xml:space="preserve"> = PROCESSED</w:t>
+      </w:r>
+    </w:p>
+    <w:p>
+      <w:proofErr w:type="gramStart"/>
+      <w:r>
+        <w:t>So</w:t>
+      </w:r>
+      <w:proofErr w:type="gramEnd"/>
+      <w:r>
+        <w:t xml:space="preserve"> this step creates/open-shift header records first.</w:t>
+      </w:r>
+    </w:p>
+    <w:p>
+      <w:r>
+        <w:rPr>
+          <w:b/>
+          <w:bCs/>
+        </w:rPr>
+        <w:t>What sync does</w:t>
+      </w:r>
+      <w:r>
+        <w:br/>
+        <w:t>In </w:t>
+      </w:r>
+      <w:hyperlink r:id="rId53" w:tgtFrame="_blank" w:history="1">
+        <w:r>
+          <w:rPr>
+            <w:rStyle w:val="Hyperlink"/>
+          </w:rPr>
+          <w:t>SchedulerService.java</w:t>
+        </w:r>
+      </w:hyperlink>
+      <w:r>
+        <w:t>, </w:t>
+      </w:r>
+      <w:proofErr w:type="spellStart"/>
+      <w:r>
+        <w:t>syncSaleTransaction</w:t>
+      </w:r>
+      <w:proofErr w:type="spellEnd"/>
+      <w:r>
+        <w:t>():</w:t>
+      </w:r>
+    </w:p>
+    <w:p>
+      <w:pPr>
+        <w:numPr>
+          <w:ilvl w:val="0"/>
+          <w:numId w:val="29"/>
+        </w:numPr>
+      </w:pPr>
+      <w:r>
+        <w:t>gets sale transactions from GNG with </w:t>
+      </w:r>
+      <w:proofErr w:type="spellStart"/>
+      <w:r>
+        <w:t>transaction_status</w:t>
+      </w:r>
+      <w:proofErr w:type="spellEnd"/>
+      <w:r>
+        <w:t xml:space="preserve"> = CREATED and </w:t>
+      </w:r>
+      <w:proofErr w:type="spellStart"/>
+      <w:r>
+        <w:t>is_sold</w:t>
+      </w:r>
+      <w:proofErr w:type="spellEnd"/>
+      <w:r>
+        <w:t xml:space="preserve"> = SUCCESS</w:t>
+      </w:r>
+    </w:p>
+    <w:p>
+      <w:pPr>
+        <w:numPr>
+          <w:ilvl w:val="0"/>
+          <w:numId w:val="29"/>
+        </w:numPr>
+      </w:pPr>
+      <w:r>
+        <w:t>first processes AX rows: </w:t>
+      </w:r>
+      <w:proofErr w:type="spellStart"/>
+      <w:r>
+        <w:t>data_area_name</w:t>
+      </w:r>
+      <w:proofErr w:type="spellEnd"/>
+      <w:r>
+        <w:t xml:space="preserve"> not in ('GGDC', 'GNGF')</w:t>
+      </w:r>
+    </w:p>
+    <w:p>
+      <w:pPr>
+        <w:numPr>
+          <w:ilvl w:val="0"/>
+          <w:numId w:val="29"/>
+        </w:numPr>
+      </w:pPr>
+      <w:r>
+        <w:t>then processes D365 rows: </w:t>
+      </w:r>
+      <w:proofErr w:type="spellStart"/>
+      <w:r>
+        <w:t>data_area_name</w:t>
+      </w:r>
+      <w:proofErr w:type="spellEnd"/>
+      <w:r>
+        <w:t xml:space="preserve"> in ('GGDC', 'GNGF')</w:t>
+      </w:r>
+    </w:p>
+    <w:p>
+      <w:pPr>
+        <w:numPr>
+          <w:ilvl w:val="0"/>
+          <w:numId w:val="29"/>
+        </w:numPr>
+      </w:pPr>
+      <w:r>
+        <w:t>for each row, it checks whether detail already exists in target DB</w:t>
+      </w:r>
+    </w:p>
+    <w:p>
+      <w:pPr>
+        <w:numPr>
+          <w:ilvl w:val="0"/>
+          <w:numId w:val="29"/>
+        </w:numPr>
+      </w:pPr>
+      <w:r>
+        <w:t>if not, it inserts detail into AX or D365 detail table</w:t>
+      </w:r>
+    </w:p>
+    <w:p>
+      <w:pPr>
+        <w:numPr>
+          <w:ilvl w:val="0"/>
+          <w:numId w:val="29"/>
+        </w:numPr>
+      </w:pPr>
+      <w:r>
+        <w:t>then it updates GNG </w:t>
+      </w:r>
+      <w:proofErr w:type="spellStart"/>
+      <w:r>
+        <w:t>sale_</w:t>
+      </w:r>
+      <w:proofErr w:type="gramStart"/>
+      <w:r>
+        <w:t>transaction.transaction</w:t>
+      </w:r>
+      <w:proofErr w:type="gramEnd"/>
+      <w:r>
+        <w:t>_status</w:t>
+      </w:r>
+      <w:proofErr w:type="spellEnd"/>
+      <w:r>
+        <w:t xml:space="preserve"> = PROCESSED</w:t>
+      </w:r>
+    </w:p>
+    <w:p>
+      <w:r>
+        <w:rPr>
+          <w:b/>
+          <w:bCs/>
+        </w:rPr>
+        <w:t>What happens after sync</w:t>
+      </w:r>
+      <w:r>
+        <w:br/>
+        <w:t>After sync, it immediately runs </w:t>
+      </w:r>
+      <w:proofErr w:type="spellStart"/>
+      <w:r>
+        <w:t>shiftEndProcess</w:t>
+      </w:r>
+      <w:proofErr w:type="spellEnd"/>
+      <w:r>
+        <w:t>() in </w:t>
+      </w:r>
+      <w:hyperlink r:id="rId54" w:tgtFrame="_blank" w:history="1">
+        <w:r>
+          <w:rPr>
+            <w:rStyle w:val="Hyperlink"/>
+          </w:rPr>
+          <w:t>SchedulerService.java</w:t>
+        </w:r>
+      </w:hyperlink>
+      <w:r>
+        <w:t>.</w:t>
+      </w:r>
+    </w:p>
+    <w:p>
+      <w:r>
+        <w:t>That method:</w:t>
+      </w:r>
+    </w:p>
+    <w:p>
+      <w:pPr>
+        <w:numPr>
+          <w:ilvl w:val="0"/>
+          <w:numId w:val="30"/>
+        </w:numPr>
+      </w:pPr>
+      <w:r>
+        <w:lastRenderedPageBreak/>
+        <w:t>finds </w:t>
+      </w:r>
+      <w:proofErr w:type="spellStart"/>
+      <w:r>
+        <w:t>WorkShiftAction</w:t>
+      </w:r>
+      <w:proofErr w:type="spellEnd"/>
+      <w:r>
+        <w:t> with closed = CLOSE and </w:t>
+      </w:r>
+      <w:proofErr w:type="spellStart"/>
+      <w:r>
+        <w:t>transactionStatus</w:t>
+      </w:r>
+      <w:proofErr w:type="spellEnd"/>
+      <w:r>
+        <w:t xml:space="preserve"> = PROCESSED</w:t>
+      </w:r>
+    </w:p>
+    <w:p>
+      <w:pPr>
+        <w:numPr>
+          <w:ilvl w:val="0"/>
+          <w:numId w:val="30"/>
+        </w:numPr>
+      </w:pPr>
+      <w:r>
+        <w:t>for each one, checks whether there are still any </w:t>
+      </w:r>
+      <w:proofErr w:type="spellStart"/>
+      <w:r>
+        <w:t>SaleTransaction</w:t>
+      </w:r>
+      <w:proofErr w:type="spellEnd"/>
+      <w:r>
+        <w:t> rows in that session with </w:t>
+      </w:r>
+      <w:proofErr w:type="spellStart"/>
+      <w:r>
+        <w:t>transactionStatus</w:t>
+      </w:r>
+      <w:proofErr w:type="spellEnd"/>
+      <w:r>
+        <w:t xml:space="preserve"> = CREATED</w:t>
+      </w:r>
+    </w:p>
+    <w:p>
+      <w:pPr>
+        <w:numPr>
+          <w:ilvl w:val="0"/>
+          <w:numId w:val="30"/>
+        </w:numPr>
+      </w:pPr>
+      <w:r>
+        <w:t>if there are no remaining created transactions, it closes the corresponding header in AX or D365</w:t>
+      </w:r>
+    </w:p>
+    <w:p>
+      <w:pPr>
+        <w:numPr>
+          <w:ilvl w:val="0"/>
+          <w:numId w:val="30"/>
+        </w:numPr>
+      </w:pPr>
+      <w:r>
+        <w:t>then it updates </w:t>
+      </w:r>
+      <w:proofErr w:type="spellStart"/>
+      <w:r>
+        <w:t>WorkShiftAction.transactionStatus</w:t>
+      </w:r>
+      <w:proofErr w:type="spellEnd"/>
+      <w:r>
+        <w:t xml:space="preserve"> = ENDED</w:t>
+      </w:r>
+    </w:p>
+    <w:p>
+      <w:proofErr w:type="gramStart"/>
+      <w:r>
+        <w:t>So</w:t>
+      </w:r>
+      <w:proofErr w:type="gramEnd"/>
+      <w:r>
+        <w:t xml:space="preserve"> in simple words:</w:t>
+      </w:r>
+    </w:p>
+    <w:p>
+      <w:pPr>
+        <w:numPr>
+          <w:ilvl w:val="0"/>
+          <w:numId w:val="31"/>
+        </w:numPr>
+      </w:pPr>
+      <w:proofErr w:type="spellStart"/>
+      <w:proofErr w:type="gramStart"/>
+      <w:r>
+        <w:t>shiftOpenProcess</w:t>
+      </w:r>
+      <w:proofErr w:type="spellEnd"/>
+      <w:r>
+        <w:t>(</w:t>
+      </w:r>
+      <w:proofErr w:type="gramEnd"/>
+      <w:r>
+        <w:t>) opens shift header</w:t>
+      </w:r>
+    </w:p>
+    <w:p>
+      <w:pPr>
+        <w:numPr>
+          <w:ilvl w:val="0"/>
+          <w:numId w:val="31"/>
+        </w:numPr>
+      </w:pPr>
+      <w:proofErr w:type="spellStart"/>
+      <w:proofErr w:type="gramStart"/>
+      <w:r>
+        <w:t>syncSaleTransaction</w:t>
+      </w:r>
+      <w:proofErr w:type="spellEnd"/>
+      <w:r>
+        <w:t>(</w:t>
+      </w:r>
+      <w:proofErr w:type="gramEnd"/>
+      <w:r>
+        <w:t>) pushes sale details to AX or D365</w:t>
+      </w:r>
+    </w:p>
+    <w:p>
+      <w:pPr>
+        <w:numPr>
+          <w:ilvl w:val="0"/>
+          <w:numId w:val="31"/>
+        </w:numPr>
+      </w:pPr>
+      <w:proofErr w:type="spellStart"/>
+      <w:proofErr w:type="gramStart"/>
+      <w:r>
+        <w:t>shiftEndProcess</w:t>
+      </w:r>
+      <w:proofErr w:type="spellEnd"/>
+      <w:r>
+        <w:t>(</w:t>
+      </w:r>
+      <w:proofErr w:type="gramEnd"/>
+      <w:r>
+        <w:t xml:space="preserve">) closes the shift only when no </w:t>
+      </w:r>
+      <w:proofErr w:type="spellStart"/>
+      <w:r>
+        <w:t>unsynced</w:t>
+      </w:r>
+      <w:proofErr w:type="spellEnd"/>
+      <w:r>
+        <w:t xml:space="preserve"> sale transactions remain</w:t>
+      </w:r>
+    </w:p>
+    <w:p>
+      <w:r>
+        <w:t>One extra note: inside </w:t>
+      </w:r>
+      <w:proofErr w:type="spellStart"/>
+      <w:proofErr w:type="gramStart"/>
+      <w:r>
+        <w:t>shiftEndProcess</w:t>
+      </w:r>
+      <w:proofErr w:type="spellEnd"/>
+      <w:r>
+        <w:t>(</w:t>
+      </w:r>
+      <w:proofErr w:type="gramEnd"/>
+      <w:r>
+        <w:t>), there is commented-out code for </w:t>
+      </w:r>
+      <w:proofErr w:type="spellStart"/>
+      <w:proofErr w:type="gramStart"/>
+      <w:r>
+        <w:t>syncSaleTransactionBySession</w:t>
+      </w:r>
+      <w:proofErr w:type="spellEnd"/>
+      <w:r>
+        <w:t>(</w:t>
+      </w:r>
+      <w:proofErr w:type="gramEnd"/>
+      <w:r>
+        <w:t>). That means right now it does not auto-sync remaining transactions there; it only checks whether any CREATED rows are still left.</w:t>
+      </w:r>
+    </w:p>
+    <w:p>
+      <w:proofErr w:type="gramStart"/>
+      <w:r>
+        <w:t>so</w:t>
+      </w:r>
+      <w:proofErr w:type="gramEnd"/>
+      <w:r>
+        <w:t xml:space="preserve"> if it </w:t>
+      </w:r>
+      <w:proofErr w:type="gramStart"/>
+      <w:r>
+        <w:t>sync</w:t>
+      </w:r>
+      <w:proofErr w:type="gramEnd"/>
+      <w:r>
+        <w:t xml:space="preserve"> to </w:t>
+      </w:r>
+      <w:proofErr w:type="gramStart"/>
+      <w:r>
+        <w:t>ax ,it</w:t>
+      </w:r>
+      <w:proofErr w:type="gramEnd"/>
+      <w:r>
+        <w:t xml:space="preserve"> close shift related with ax and </w:t>
+      </w:r>
+    </w:p>
+    <w:p>
+      <w:r>
+        <w:t>GPT-5.4</w:t>
+      </w:r>
+    </w:p>
+    <w:p>
+      <w:r>
+        <w:t>High</w:t>
+      </w:r>
+    </w:p>
+    <w:p>
+      <w:r>
+        <w:t>IDE context</w:t>
+      </w:r>
+    </w:p>
     <w:p/>
     <w:p>
+      <w:pPr>
+        <w:pStyle w:val="Heading1"/>
+      </w:pPr>
       <w:r>
         <w:br w:type="page"/>
       </w:r>
-    </w:p>
+      <w:r>
+        <w:lastRenderedPageBreak/>
+        <w:t>Summary</w:t>
+      </w:r>
+    </w:p>
+    <w:p>
+      <w:r>
+        <w:t>Current scheduler flow is:</w:t>
+      </w:r>
+    </w:p>
+    <w:p>
+      <w:pPr>
+        <w:numPr>
+          <w:ilvl w:val="0"/>
+          <w:numId w:val="32"/>
+        </w:numPr>
+      </w:pPr>
+      <w:proofErr w:type="spellStart"/>
+      <w:proofErr w:type="gramStart"/>
+      <w:r>
+        <w:t>shiftOpenProcess</w:t>
+      </w:r>
+      <w:proofErr w:type="spellEnd"/>
+      <w:r>
+        <w:t>(</w:t>
+      </w:r>
+      <w:proofErr w:type="gramEnd"/>
+      <w:r>
+        <w:t>)</w:t>
+      </w:r>
+    </w:p>
+    <w:p>
+      <w:pPr>
+        <w:numPr>
+          <w:ilvl w:val="0"/>
+          <w:numId w:val="32"/>
+        </w:numPr>
+      </w:pPr>
+      <w:proofErr w:type="spellStart"/>
+      <w:proofErr w:type="gramStart"/>
+      <w:r>
+        <w:t>syncSaleTransaction</w:t>
+      </w:r>
+      <w:proofErr w:type="spellEnd"/>
+      <w:r>
+        <w:t>(</w:t>
+      </w:r>
+      <w:proofErr w:type="gramEnd"/>
+      <w:r>
+        <w:t>)</w:t>
+      </w:r>
+    </w:p>
+    <w:p>
+      <w:pPr>
+        <w:numPr>
+          <w:ilvl w:val="0"/>
+          <w:numId w:val="32"/>
+        </w:numPr>
+      </w:pPr>
+      <w:proofErr w:type="spellStart"/>
+      <w:proofErr w:type="gramStart"/>
+      <w:r>
+        <w:t>shiftEndProcess</w:t>
+      </w:r>
+      <w:proofErr w:type="spellEnd"/>
+      <w:r>
+        <w:t>(</w:t>
+      </w:r>
+      <w:proofErr w:type="gramEnd"/>
+      <w:r>
+        <w:t>)</w:t>
+      </w:r>
+    </w:p>
+    <w:p>
+      <w:r>
+        <w:t>That sequence is inside </w:t>
+      </w:r>
+      <w:hyperlink r:id="rId55" w:tgtFrame="_blank" w:history="1">
+        <w:r>
+          <w:rPr>
+            <w:rStyle w:val="Hyperlink"/>
+          </w:rPr>
+          <w:t>SchedulerService.java</w:t>
+        </w:r>
+      </w:hyperlink>
+      <w:r>
+        <w:t>.</w:t>
+      </w:r>
+    </w:p>
+    <w:p>
+      <w:r>
+        <w:rPr>
+          <w:b/>
+          <w:bCs/>
+        </w:rPr>
+        <w:t>How scheduler starts</w:t>
+      </w:r>
+      <w:r>
+        <w:br/>
+        <w:t>The job is triggered from </w:t>
+      </w:r>
+      <w:hyperlink r:id="rId56" w:tgtFrame="_blank" w:history="1">
+        <w:r>
+          <w:rPr>
+            <w:rStyle w:val="Hyperlink"/>
+          </w:rPr>
+          <w:t>DynamicSchedulerConfig.java</w:t>
+        </w:r>
+      </w:hyperlink>
+      <w:r>
+        <w:t>. It reads delay from </w:t>
+      </w:r>
+      <w:proofErr w:type="spellStart"/>
+      <w:r>
+        <w:t>ApplicationSetting</w:t>
+      </w:r>
+      <w:proofErr w:type="spellEnd"/>
+      <w:r>
+        <w:t> and then calls </w:t>
+      </w:r>
+      <w:proofErr w:type="spellStart"/>
+      <w:r>
+        <w:t>schedulerService.schedulerProcess</w:t>
+      </w:r>
+      <w:proofErr w:type="spellEnd"/>
+      <w:r>
+        <w:t>() repeatedly.</w:t>
+      </w:r>
+    </w:p>
+    <w:p>
+      <w:r>
+        <w:rPr>
+          <w:b/>
+          <w:bCs/>
+        </w:rPr>
+        <w:t>What it does before sync</w:t>
+      </w:r>
+      <w:r>
+        <w:br/>
+        <w:t>In </w:t>
+      </w:r>
+      <w:hyperlink r:id="rId57" w:tgtFrame="_blank" w:history="1">
+        <w:r>
+          <w:rPr>
+            <w:rStyle w:val="Hyperlink"/>
+          </w:rPr>
+          <w:t>SchedulerService.java</w:t>
+        </w:r>
+      </w:hyperlink>
+      <w:r>
+        <w:t>, </w:t>
+      </w:r>
+      <w:proofErr w:type="spellStart"/>
+      <w:r>
+        <w:t>shiftOpenProcess</w:t>
+      </w:r>
+      <w:proofErr w:type="spellEnd"/>
+      <w:r>
+        <w:t>():</w:t>
+      </w:r>
+    </w:p>
+    <w:p>
+      <w:pPr>
+        <w:numPr>
+          <w:ilvl w:val="0"/>
+          <w:numId w:val="33"/>
+        </w:numPr>
+      </w:pPr>
+      <w:r>
+        <w:t>finds </w:t>
+      </w:r>
+      <w:proofErr w:type="spellStart"/>
+      <w:r>
+        <w:t>WorkShiftAction</w:t>
+      </w:r>
+      <w:proofErr w:type="spellEnd"/>
+      <w:r>
+        <w:t> records with closed = OPEN and </w:t>
+      </w:r>
+      <w:proofErr w:type="spellStart"/>
+      <w:r>
+        <w:t>transactionStatus</w:t>
+      </w:r>
+      <w:proofErr w:type="spellEnd"/>
+      <w:r>
+        <w:t xml:space="preserve"> = CREATED</w:t>
+      </w:r>
+    </w:p>
+    <w:p>
+      <w:pPr>
+        <w:numPr>
+          <w:ilvl w:val="0"/>
+          <w:numId w:val="33"/>
+        </w:numPr>
+      </w:pPr>
+      <w:r>
+        <w:t>checks store </w:t>
+      </w:r>
+      <w:proofErr w:type="spellStart"/>
+      <w:r>
+        <w:t>dataAreaId</w:t>
+      </w:r>
+      <w:proofErr w:type="spellEnd"/>
+    </w:p>
+    <w:p>
+      <w:pPr>
+        <w:numPr>
+          <w:ilvl w:val="0"/>
+          <w:numId w:val="33"/>
+        </w:numPr>
+      </w:pPr>
+      <w:r>
+        <w:t>if store is D365 type (GGDC or GNGF), it saves header into D365 header table</w:t>
+      </w:r>
+    </w:p>
+    <w:p>
+      <w:pPr>
+        <w:numPr>
+          <w:ilvl w:val="0"/>
+          <w:numId w:val="33"/>
+        </w:numPr>
+      </w:pPr>
+      <w:proofErr w:type="gramStart"/>
+      <w:r>
+        <w:t>otherwise</w:t>
+      </w:r>
+      <w:proofErr w:type="gramEnd"/>
+      <w:r>
+        <w:t xml:space="preserve"> it saves header into AX header table</w:t>
+      </w:r>
+    </w:p>
+    <w:p>
+      <w:pPr>
+        <w:numPr>
+          <w:ilvl w:val="0"/>
+          <w:numId w:val="33"/>
+        </w:numPr>
+      </w:pPr>
+      <w:r>
+        <w:t>then marks </w:t>
+      </w:r>
+      <w:proofErr w:type="spellStart"/>
+      <w:r>
+        <w:t>WorkShiftAction.transactionStatus</w:t>
+      </w:r>
+      <w:proofErr w:type="spellEnd"/>
+      <w:r>
+        <w:t xml:space="preserve"> = PROCESSED</w:t>
+      </w:r>
+    </w:p>
+    <w:p>
+      <w:proofErr w:type="gramStart"/>
+      <w:r>
+        <w:t>So</w:t>
+      </w:r>
+      <w:proofErr w:type="gramEnd"/>
+      <w:r>
+        <w:t xml:space="preserve"> this step creates/open-shift header records first.</w:t>
+      </w:r>
+    </w:p>
+    <w:p>
+      <w:r>
+        <w:rPr>
+          <w:b/>
+          <w:bCs/>
+        </w:rPr>
+        <w:t>What sync does</w:t>
+      </w:r>
+      <w:r>
+        <w:br/>
+        <w:t>In </w:t>
+      </w:r>
+      <w:hyperlink r:id="rId58" w:tgtFrame="_blank" w:history="1">
+        <w:r>
+          <w:rPr>
+            <w:rStyle w:val="Hyperlink"/>
+          </w:rPr>
+          <w:t>SchedulerService.java</w:t>
+        </w:r>
+      </w:hyperlink>
+      <w:r>
+        <w:t>, </w:t>
+      </w:r>
+      <w:proofErr w:type="spellStart"/>
+      <w:r>
+        <w:t>syncSaleTransaction</w:t>
+      </w:r>
+      <w:proofErr w:type="spellEnd"/>
+      <w:r>
+        <w:t>():</w:t>
+      </w:r>
+    </w:p>
+    <w:p>
+      <w:pPr>
+        <w:numPr>
+          <w:ilvl w:val="0"/>
+          <w:numId w:val="34"/>
+        </w:numPr>
+      </w:pPr>
+      <w:r>
+        <w:t>gets sale transactions from GNG with </w:t>
+      </w:r>
+      <w:proofErr w:type="spellStart"/>
+      <w:r>
+        <w:t>transaction_status</w:t>
+      </w:r>
+      <w:proofErr w:type="spellEnd"/>
+      <w:r>
+        <w:t xml:space="preserve"> = CREATED and </w:t>
+      </w:r>
+      <w:proofErr w:type="spellStart"/>
+      <w:r>
+        <w:t>is_sold</w:t>
+      </w:r>
+      <w:proofErr w:type="spellEnd"/>
+      <w:r>
+        <w:t xml:space="preserve"> = SUCCESS</w:t>
+      </w:r>
+    </w:p>
+    <w:p>
+      <w:pPr>
+        <w:numPr>
+          <w:ilvl w:val="0"/>
+          <w:numId w:val="34"/>
+        </w:numPr>
+      </w:pPr>
+      <w:r>
+        <w:t>first processes AX rows: </w:t>
+      </w:r>
+      <w:proofErr w:type="spellStart"/>
+      <w:r>
+        <w:t>data_area_name</w:t>
+      </w:r>
+      <w:proofErr w:type="spellEnd"/>
+      <w:r>
+        <w:t xml:space="preserve"> not in ('GGDC', 'GNGF')</w:t>
+      </w:r>
+    </w:p>
+    <w:p>
+      <w:pPr>
+        <w:numPr>
+          <w:ilvl w:val="0"/>
+          <w:numId w:val="34"/>
+        </w:numPr>
+      </w:pPr>
+      <w:r>
+        <w:t>then processes D365 rows: </w:t>
+      </w:r>
+      <w:proofErr w:type="spellStart"/>
+      <w:r>
+        <w:t>data_area_name</w:t>
+      </w:r>
+      <w:proofErr w:type="spellEnd"/>
+      <w:r>
+        <w:t xml:space="preserve"> in ('GGDC', 'GNGF')</w:t>
+      </w:r>
+    </w:p>
+    <w:p>
+      <w:pPr>
+        <w:numPr>
+          <w:ilvl w:val="0"/>
+          <w:numId w:val="34"/>
+        </w:numPr>
+      </w:pPr>
+      <w:r>
+        <w:t>for each row, it checks whether detail already exists in target DB</w:t>
+      </w:r>
+    </w:p>
+    <w:p>
+      <w:pPr>
+        <w:numPr>
+          <w:ilvl w:val="0"/>
+          <w:numId w:val="34"/>
+        </w:numPr>
+      </w:pPr>
+      <w:r>
+        <w:t>if not, it inserts detail into AX or D365 detail table</w:t>
+      </w:r>
+    </w:p>
+    <w:p>
+      <w:pPr>
+        <w:numPr>
+          <w:ilvl w:val="0"/>
+          <w:numId w:val="34"/>
+        </w:numPr>
+      </w:pPr>
+      <w:r>
+        <w:t>then it updates GNG </w:t>
+      </w:r>
+      <w:proofErr w:type="spellStart"/>
+      <w:r>
+        <w:t>sale_</w:t>
+      </w:r>
+      <w:proofErr w:type="gramStart"/>
+      <w:r>
+        <w:t>transaction.transaction</w:t>
+      </w:r>
+      <w:proofErr w:type="gramEnd"/>
+      <w:r>
+        <w:t>_status</w:t>
+      </w:r>
+      <w:proofErr w:type="spellEnd"/>
+      <w:r>
+        <w:t xml:space="preserve"> = PROCESSED</w:t>
+      </w:r>
+    </w:p>
+    <w:p>
+      <w:r>
+        <w:rPr>
+          <w:b/>
+          <w:bCs/>
+        </w:rPr>
+        <w:lastRenderedPageBreak/>
+        <w:t>What happens after sync</w:t>
+      </w:r>
+      <w:r>
+        <w:br/>
+        <w:t>After sync, it immediately runs </w:t>
+      </w:r>
+      <w:proofErr w:type="spellStart"/>
+      <w:r>
+        <w:t>shiftEndProcess</w:t>
+      </w:r>
+      <w:proofErr w:type="spellEnd"/>
+      <w:r>
+        <w:t>() in </w:t>
+      </w:r>
+      <w:hyperlink r:id="rId59" w:tgtFrame="_blank" w:history="1">
+        <w:r>
+          <w:rPr>
+            <w:rStyle w:val="Hyperlink"/>
+          </w:rPr>
+          <w:t>SchedulerService.java</w:t>
+        </w:r>
+      </w:hyperlink>
+      <w:r>
+        <w:t>.</w:t>
+      </w:r>
+    </w:p>
+    <w:p>
+      <w:r>
+        <w:t>That method:</w:t>
+      </w:r>
+    </w:p>
+    <w:p>
+      <w:pPr>
+        <w:numPr>
+          <w:ilvl w:val="0"/>
+          <w:numId w:val="35"/>
+        </w:numPr>
+      </w:pPr>
+      <w:r>
+        <w:t>finds </w:t>
+      </w:r>
+      <w:proofErr w:type="spellStart"/>
+      <w:r>
+        <w:t>WorkShiftAction</w:t>
+      </w:r>
+      <w:proofErr w:type="spellEnd"/>
+      <w:r>
+        <w:t> with closed = CLOSE and </w:t>
+      </w:r>
+      <w:proofErr w:type="spellStart"/>
+      <w:r>
+        <w:t>transactionStatus</w:t>
+      </w:r>
+      <w:proofErr w:type="spellEnd"/>
+      <w:r>
+        <w:t xml:space="preserve"> = PROCESSED</w:t>
+      </w:r>
+    </w:p>
+    <w:p>
+      <w:pPr>
+        <w:numPr>
+          <w:ilvl w:val="0"/>
+          <w:numId w:val="35"/>
+        </w:numPr>
+      </w:pPr>
+      <w:r>
+        <w:t>for each one, checks whether there are still any </w:t>
+      </w:r>
+      <w:proofErr w:type="spellStart"/>
+      <w:r>
+        <w:t>SaleTransaction</w:t>
+      </w:r>
+      <w:proofErr w:type="spellEnd"/>
+      <w:r>
+        <w:t> rows in that session with </w:t>
+      </w:r>
+      <w:proofErr w:type="spellStart"/>
+      <w:r>
+        <w:t>transactionStatus</w:t>
+      </w:r>
+      <w:proofErr w:type="spellEnd"/>
+      <w:r>
+        <w:t xml:space="preserve"> = CREATED</w:t>
+      </w:r>
+    </w:p>
+    <w:p>
+      <w:pPr>
+        <w:numPr>
+          <w:ilvl w:val="0"/>
+          <w:numId w:val="35"/>
+        </w:numPr>
+      </w:pPr>
+      <w:r>
+        <w:t>if there are no remaining created transactions, it closes the corresponding header in AX or D365</w:t>
+      </w:r>
+    </w:p>
+    <w:p>
+      <w:pPr>
+        <w:numPr>
+          <w:ilvl w:val="0"/>
+          <w:numId w:val="35"/>
+        </w:numPr>
+      </w:pPr>
+      <w:r>
+        <w:t>then it updates </w:t>
+      </w:r>
+      <w:proofErr w:type="spellStart"/>
+      <w:r>
+        <w:t>WorkShiftAction.transactionStatus</w:t>
+      </w:r>
+      <w:proofErr w:type="spellEnd"/>
+      <w:r>
+        <w:t xml:space="preserve"> = ENDED</w:t>
+      </w:r>
+    </w:p>
+    <w:p>
+      <w:proofErr w:type="gramStart"/>
+      <w:r>
+        <w:t>So</w:t>
+      </w:r>
+      <w:proofErr w:type="gramEnd"/>
+      <w:r>
+        <w:t xml:space="preserve"> in simple words:</w:t>
+      </w:r>
+    </w:p>
+    <w:p>
+      <w:pPr>
+        <w:numPr>
+          <w:ilvl w:val="0"/>
+          <w:numId w:val="36"/>
+        </w:numPr>
+      </w:pPr>
+      <w:proofErr w:type="spellStart"/>
+      <w:proofErr w:type="gramStart"/>
+      <w:r>
+        <w:t>shiftOpenProcess</w:t>
+      </w:r>
+      <w:proofErr w:type="spellEnd"/>
+      <w:r>
+        <w:t>(</w:t>
+      </w:r>
+      <w:proofErr w:type="gramEnd"/>
+      <w:r>
+        <w:t>) opens shift header</w:t>
+      </w:r>
+    </w:p>
+    <w:p>
+      <w:pPr>
+        <w:numPr>
+          <w:ilvl w:val="0"/>
+          <w:numId w:val="36"/>
+        </w:numPr>
+      </w:pPr>
+      <w:proofErr w:type="spellStart"/>
+      <w:proofErr w:type="gramStart"/>
+      <w:r>
+        <w:t>syncSaleTransaction</w:t>
+      </w:r>
+      <w:proofErr w:type="spellEnd"/>
+      <w:r>
+        <w:t>(</w:t>
+      </w:r>
+      <w:proofErr w:type="gramEnd"/>
+      <w:r>
+        <w:t>) pushes sale details to AX or D365</w:t>
+      </w:r>
+    </w:p>
+    <w:p>
+      <w:pPr>
+        <w:numPr>
+          <w:ilvl w:val="0"/>
+          <w:numId w:val="36"/>
+        </w:numPr>
+      </w:pPr>
+      <w:proofErr w:type="spellStart"/>
+      <w:proofErr w:type="gramStart"/>
+      <w:r>
+        <w:t>shiftEndProcess</w:t>
+      </w:r>
+      <w:proofErr w:type="spellEnd"/>
+      <w:r>
+        <w:t>(</w:t>
+      </w:r>
+      <w:proofErr w:type="gramEnd"/>
+      <w:r>
+        <w:t xml:space="preserve">) closes the shift only when no </w:t>
+      </w:r>
+      <w:proofErr w:type="spellStart"/>
+      <w:r>
+        <w:t>unsynced</w:t>
+      </w:r>
+      <w:proofErr w:type="spellEnd"/>
+      <w:r>
+        <w:t xml:space="preserve"> sale transactions remain</w:t>
+      </w:r>
+    </w:p>
+    <w:p>
+      <w:r>
+        <w:t>One extra note: inside </w:t>
+      </w:r>
+      <w:proofErr w:type="spellStart"/>
+      <w:proofErr w:type="gramStart"/>
+      <w:r>
+        <w:t>shiftEndProcess</w:t>
+      </w:r>
+      <w:proofErr w:type="spellEnd"/>
+      <w:r>
+        <w:t>(</w:t>
+      </w:r>
+      <w:proofErr w:type="gramEnd"/>
+      <w:r>
+        <w:t>), there is commented-out code for </w:t>
+      </w:r>
+      <w:proofErr w:type="spellStart"/>
+      <w:proofErr w:type="gramStart"/>
+      <w:r>
+        <w:t>syncSaleTransactionBySession</w:t>
+      </w:r>
+      <w:proofErr w:type="spellEnd"/>
+      <w:r>
+        <w:t>(</w:t>
+      </w:r>
+      <w:proofErr w:type="gramEnd"/>
+      <w:r>
+        <w:t>). That means right now it does not auto-sync remaining transactions there; it only checks whether any CREATED rows are still left.</w:t>
+      </w:r>
+    </w:p>
+    <w:p>
+      <w:proofErr w:type="gramStart"/>
+      <w:r>
+        <w:t>so</w:t>
+      </w:r>
+      <w:proofErr w:type="gramEnd"/>
+      <w:r>
+        <w:t xml:space="preserve"> if it </w:t>
+      </w:r>
+      <w:proofErr w:type="gramStart"/>
+      <w:r>
+        <w:t>sync</w:t>
+      </w:r>
+      <w:proofErr w:type="gramEnd"/>
+      <w:r>
+        <w:t xml:space="preserve"> to </w:t>
+      </w:r>
+      <w:proofErr w:type="gramStart"/>
+      <w:r>
+        <w:t>ax ,it</w:t>
+      </w:r>
+      <w:proofErr w:type="gramEnd"/>
+      <w:r>
+        <w:t xml:space="preserve"> close shift related with ax and same for dx365 too</w:t>
+      </w:r>
+    </w:p>
+    <w:p>
+      <w:r>
+        <w:t>Yes, that’s how the current code works.</w:t>
+      </w:r>
+    </w:p>
+    <w:p>
+      <w:r>
+        <w:t>After </w:t>
+      </w:r>
+      <w:proofErr w:type="spellStart"/>
+      <w:proofErr w:type="gramStart"/>
+      <w:r>
+        <w:t>syncSaleTransaction</w:t>
+      </w:r>
+      <w:proofErr w:type="spellEnd"/>
+      <w:r>
+        <w:t>(</w:t>
+      </w:r>
+      <w:proofErr w:type="gramEnd"/>
+      <w:r>
+        <w:t>), </w:t>
+      </w:r>
+      <w:proofErr w:type="spellStart"/>
+      <w:proofErr w:type="gramStart"/>
+      <w:r>
+        <w:t>shiftEndProcess</w:t>
+      </w:r>
+      <w:proofErr w:type="spellEnd"/>
+      <w:r>
+        <w:t>(</w:t>
+      </w:r>
+      <w:proofErr w:type="gramEnd"/>
+      <w:r>
+        <w:t>) checks each </w:t>
+      </w:r>
+      <w:proofErr w:type="spellStart"/>
+      <w:r>
+        <w:t>WorkShiftAction</w:t>
+      </w:r>
+      <w:proofErr w:type="spellEnd"/>
+      <w:r>
+        <w:t> and closes the matching header in the correct target system:</w:t>
+      </w:r>
+    </w:p>
+    <w:p>
+      <w:pPr>
+        <w:numPr>
+          <w:ilvl w:val="0"/>
+          <w:numId w:val="37"/>
+        </w:numPr>
+      </w:pPr>
+      <w:r>
+        <w:t>if </w:t>
+      </w:r>
+      <w:proofErr w:type="spellStart"/>
+      <w:r>
+        <w:t>dataAreaId</w:t>
+      </w:r>
+      <w:proofErr w:type="spellEnd"/>
+      <w:r>
+        <w:t> is GGDC or GNGF, it closes the D365 header</w:t>
+      </w:r>
+    </w:p>
+    <w:p>
+      <w:pPr>
+        <w:numPr>
+          <w:ilvl w:val="0"/>
+          <w:numId w:val="37"/>
+        </w:numPr>
+      </w:pPr>
+      <w:proofErr w:type="gramStart"/>
+      <w:r>
+        <w:t>otherwise</w:t>
+      </w:r>
+      <w:proofErr w:type="gramEnd"/>
+      <w:r>
+        <w:t xml:space="preserve"> it closes the AX header</w:t>
+      </w:r>
+    </w:p>
+    <w:p>
+      <w:r>
+        <w:t>This logic is in </w:t>
+      </w:r>
+      <w:hyperlink r:id="rId60" w:tgtFrame="_blank" w:history="1">
+        <w:r>
+          <w:rPr>
+            <w:rStyle w:val="Hyperlink"/>
+          </w:rPr>
+          <w:t>SchedulerService.java</w:t>
+        </w:r>
+      </w:hyperlink>
+      <w:r>
+        <w:t>.</w:t>
+      </w:r>
+    </w:p>
+    <w:p>
+      <w:r>
+        <w:t>But one important condition exists first:</w:t>
+      </w:r>
+    </w:p>
+    <w:p>
+      <w:pPr>
+        <w:numPr>
+          <w:ilvl w:val="0"/>
+          <w:numId w:val="38"/>
+        </w:numPr>
+      </w:pPr>
+      <w:r>
+        <w:t>it only closes the shift if that session has no remaining </w:t>
+      </w:r>
+      <w:proofErr w:type="spellStart"/>
+      <w:r>
+        <w:t>SaleTransaction</w:t>
+      </w:r>
+      <w:proofErr w:type="spellEnd"/>
+      <w:r>
+        <w:t> rows with </w:t>
+      </w:r>
+      <w:proofErr w:type="spellStart"/>
+      <w:r>
+        <w:t>transactionStatus</w:t>
+      </w:r>
+      <w:proofErr w:type="spellEnd"/>
+      <w:r>
+        <w:t xml:space="preserve"> = CREATED</w:t>
+      </w:r>
+    </w:p>
+    <w:p>
+      <w:r>
+        <w:t>So more exactly:</w:t>
+      </w:r>
+    </w:p>
+    <w:p>
+      <w:pPr>
+        <w:numPr>
+          <w:ilvl w:val="0"/>
+          <w:numId w:val="39"/>
+        </w:numPr>
+      </w:pPr>
+      <w:r>
+        <w:t>synced AX session -&gt; AX header can be closed</w:t>
+      </w:r>
+    </w:p>
+    <w:p>
+      <w:pPr>
+        <w:numPr>
+          <w:ilvl w:val="0"/>
+          <w:numId w:val="39"/>
+        </w:numPr>
+      </w:pPr>
+      <w:r>
+        <w:lastRenderedPageBreak/>
+        <w:t>synced D365 session -&gt; D365 header can be closed</w:t>
+      </w:r>
+    </w:p>
+    <w:p>
+      <w:pPr>
+        <w:numPr>
+          <w:ilvl w:val="0"/>
+          <w:numId w:val="39"/>
+        </w:numPr>
+      </w:pPr>
+      <w:r>
+        <w:t xml:space="preserve">if </w:t>
+      </w:r>
+      <w:proofErr w:type="spellStart"/>
+      <w:r>
+        <w:t>unsynced</w:t>
+      </w:r>
+      <w:proofErr w:type="spellEnd"/>
+      <w:r>
+        <w:t xml:space="preserve"> transactions still remain for that session -&gt; it will not close yet</w:t>
+      </w:r>
+    </w:p>
+    <w:p>
+      <w:r>
+        <w:t>So yes, AX closes AX shift, D365 closes D365 shift.</w:t>
+      </w:r>
+    </w:p>
+    <w:p>
+      <w:r>
+        <w:t>In this code, it closes the AX/D365 header/session record related to the work shift, not the </w:t>
+      </w:r>
+      <w:proofErr w:type="spellStart"/>
+      <w:r>
+        <w:t>WorkShiftAction.closed</w:t>
+      </w:r>
+      <w:proofErr w:type="spellEnd"/>
+      <w:r>
+        <w:t> field itself.</w:t>
+      </w:r>
+    </w:p>
+    <w:p>
+      <w:r>
+        <w:t>Why:</w:t>
+      </w:r>
+    </w:p>
+    <w:p>
+      <w:pPr>
+        <w:numPr>
+          <w:ilvl w:val="0"/>
+          <w:numId w:val="40"/>
+        </w:numPr>
+      </w:pPr>
+      <w:r>
+        <w:t>In </w:t>
+      </w:r>
+      <w:proofErr w:type="spellStart"/>
+      <w:proofErr w:type="gramStart"/>
+      <w:r>
+        <w:t>shiftEndProcess</w:t>
+      </w:r>
+      <w:proofErr w:type="spellEnd"/>
+      <w:r>
+        <w:t>(</w:t>
+      </w:r>
+      <w:proofErr w:type="gramEnd"/>
+      <w:r>
+        <w:t>), it loads header by </w:t>
+      </w:r>
+      <w:proofErr w:type="spellStart"/>
+      <w:r>
+        <w:t>generatedSessionId</w:t>
+      </w:r>
+      <w:proofErr w:type="spellEnd"/>
+      <w:r>
+        <w:t>, then calls </w:t>
+      </w:r>
+      <w:proofErr w:type="spellStart"/>
+      <w:proofErr w:type="gramStart"/>
+      <w:r>
+        <w:t>header.setClosed</w:t>
+      </w:r>
+      <w:proofErr w:type="spellEnd"/>
+      <w:proofErr w:type="gramEnd"/>
+      <w:r>
+        <w:t>(...) and saves that header.</w:t>
+      </w:r>
+    </w:p>
+    <w:p>
+      <w:pPr>
+        <w:numPr>
+          <w:ilvl w:val="1"/>
+          <w:numId w:val="40"/>
+        </w:numPr>
+      </w:pPr>
+      <w:r>
+        <w:t>AX path: </w:t>
+      </w:r>
+      <w:hyperlink r:id="rId61" w:tgtFrame="_blank" w:history="1">
+        <w:r>
+          <w:rPr>
+            <w:rStyle w:val="Hyperlink"/>
+          </w:rPr>
+          <w:t>SchedulerService.java#L252</w:t>
+        </w:r>
+      </w:hyperlink>
+    </w:p>
+    <w:p>
+      <w:pPr>
+        <w:numPr>
+          <w:ilvl w:val="1"/>
+          <w:numId w:val="40"/>
+        </w:numPr>
+      </w:pPr>
+      <w:r>
+        <w:t>D365 path: </w:t>
+      </w:r>
+      <w:hyperlink r:id="rId62" w:tgtFrame="_blank" w:history="1">
+        <w:r>
+          <w:rPr>
+            <w:rStyle w:val="Hyperlink"/>
+          </w:rPr>
+          <w:t>SchedulerService.java#L247</w:t>
+        </w:r>
+      </w:hyperlink>
+    </w:p>
+    <w:p>
+      <w:pPr>
+        <w:numPr>
+          <w:ilvl w:val="0"/>
+          <w:numId w:val="40"/>
+        </w:numPr>
+      </w:pPr>
+      <w:r>
+        <w:t>The header entity has both </w:t>
+      </w:r>
+      <w:proofErr w:type="spellStart"/>
+      <w:r>
+        <w:t>sessionId</w:t>
+      </w:r>
+      <w:proofErr w:type="spellEnd"/>
+      <w:r>
+        <w:t> and </w:t>
+      </w:r>
+      <w:proofErr w:type="spellStart"/>
+      <w:r>
+        <w:t>workShiftId</w:t>
+      </w:r>
+      <w:proofErr w:type="spellEnd"/>
+      <w:r>
+        <w:t>, plus the closed field:</w:t>
+      </w:r>
+    </w:p>
+    <w:p>
+      <w:pPr>
+        <w:numPr>
+          <w:ilvl w:val="1"/>
+          <w:numId w:val="40"/>
+        </w:numPr>
+      </w:pPr>
+      <w:r>
+        <w:t>AX header: </w:t>
+      </w:r>
+      <w:hyperlink r:id="rId63" w:tgtFrame="_blank" w:history="1">
+        <w:r>
+          <w:rPr>
+            <w:rStyle w:val="Hyperlink"/>
+          </w:rPr>
+          <w:t>CdsgEserviceHeader.java#L21</w:t>
+        </w:r>
+      </w:hyperlink>
+      <w:r>
+        <w:t>, </w:t>
+      </w:r>
+      <w:hyperlink r:id="rId64" w:tgtFrame="_blank" w:history="1">
+        <w:r>
+          <w:rPr>
+            <w:rStyle w:val="Hyperlink"/>
+          </w:rPr>
+          <w:t>CdsgEserviceHeader.java#L52</w:t>
+        </w:r>
+      </w:hyperlink>
+      <w:r>
+        <w:t>, </w:t>
+      </w:r>
+      <w:hyperlink r:id="rId65" w:tgtFrame="_blank" w:history="1">
+        <w:r>
+          <w:rPr>
+            <w:rStyle w:val="Hyperlink"/>
+          </w:rPr>
+          <w:t>CdsgEserviceHeader.java#L60</w:t>
+        </w:r>
+      </w:hyperlink>
+    </w:p>
+    <w:p>
+      <w:pPr>
+        <w:numPr>
+          <w:ilvl w:val="1"/>
+          <w:numId w:val="40"/>
+        </w:numPr>
+      </w:pPr>
+      <w:r>
+        <w:t>D365 header: </w:t>
+      </w:r>
+      <w:hyperlink r:id="rId66" w:tgtFrame="_blank" w:history="1">
+        <w:r>
+          <w:rPr>
+            <w:rStyle w:val="Hyperlink"/>
+          </w:rPr>
+          <w:t>CdsgEserviceD365Header.java#L20</w:t>
+        </w:r>
+      </w:hyperlink>
+      <w:r>
+        <w:t>, </w:t>
+      </w:r>
+      <w:hyperlink r:id="rId67" w:tgtFrame="_blank" w:history="1">
+        <w:r>
+          <w:rPr>
+            <w:rStyle w:val="Hyperlink"/>
+          </w:rPr>
+          <w:t>CdsgEserviceD365Header.java#L51</w:t>
+        </w:r>
+      </w:hyperlink>
+      <w:r>
+        <w:t>, </w:t>
+      </w:r>
+      <w:hyperlink r:id="rId68" w:tgtFrame="_blank" w:history="1">
+        <w:r>
+          <w:rPr>
+            <w:rStyle w:val="Hyperlink"/>
+          </w:rPr>
+          <w:t>CdsgEserviceD365Header.java#L59</w:t>
+        </w:r>
+      </w:hyperlink>
+    </w:p>
+    <w:p>
+      <w:pPr>
+        <w:numPr>
+          <w:ilvl w:val="0"/>
+          <w:numId w:val="40"/>
+        </w:numPr>
+      </w:pPr>
+      <w:r>
+        <w:t>When the header is created, </w:t>
+      </w:r>
+      <w:proofErr w:type="spellStart"/>
+      <w:r>
+        <w:t>generatedSessionId</w:t>
+      </w:r>
+      <w:proofErr w:type="spellEnd"/>
+      <w:r>
+        <w:t> is written into both </w:t>
+      </w:r>
+      <w:proofErr w:type="spellStart"/>
+      <w:r>
+        <w:t>recid</w:t>
+      </w:r>
+      <w:proofErr w:type="spellEnd"/>
+      <w:r>
+        <w:t> and </w:t>
+      </w:r>
+      <w:proofErr w:type="spellStart"/>
+      <w:r>
+        <w:t>sessionId</w:t>
+      </w:r>
+      <w:proofErr w:type="spellEnd"/>
+      <w:r>
+        <w:t>, and </w:t>
+      </w:r>
+      <w:proofErr w:type="spellStart"/>
+      <w:r>
+        <w:t>workShiftId</w:t>
+      </w:r>
+      <w:proofErr w:type="spellEnd"/>
+      <w:r>
+        <w:t> is also stored there:</w:t>
+      </w:r>
+    </w:p>
+    <w:p>
+      <w:pPr>
+        <w:numPr>
+          <w:ilvl w:val="1"/>
+          <w:numId w:val="40"/>
+        </w:numPr>
+      </w:pPr>
+      <w:r>
+        <w:t>AX create: </w:t>
+      </w:r>
+      <w:hyperlink r:id="rId69" w:tgtFrame="_blank" w:history="1">
+        <w:r>
+          <w:rPr>
+            <w:rStyle w:val="Hyperlink"/>
+          </w:rPr>
+          <w:t>SchedulerService.java#L352</w:t>
+        </w:r>
+      </w:hyperlink>
+      <w:r>
+        <w:t>, </w:t>
+      </w:r>
+      <w:hyperlink r:id="rId70" w:tgtFrame="_blank" w:history="1">
+        <w:r>
+          <w:rPr>
+            <w:rStyle w:val="Hyperlink"/>
+          </w:rPr>
+          <w:t>SchedulerService.java#L355</w:t>
+        </w:r>
+      </w:hyperlink>
+      <w:r>
+        <w:t>, </w:t>
+      </w:r>
+      <w:hyperlink r:id="rId71" w:tgtFrame="_blank" w:history="1">
+        <w:r>
+          <w:rPr>
+            <w:rStyle w:val="Hyperlink"/>
+          </w:rPr>
+          <w:t>SchedulerService.java#L367</w:t>
+        </w:r>
+      </w:hyperlink>
+    </w:p>
+    <w:p>
+      <w:pPr>
+        <w:numPr>
+          <w:ilvl w:val="1"/>
+          <w:numId w:val="40"/>
+        </w:numPr>
+      </w:pPr>
+      <w:r>
+        <w:t>D365 create: </w:t>
+      </w:r>
+      <w:hyperlink r:id="rId72" w:tgtFrame="_blank" w:history="1">
+        <w:r>
+          <w:rPr>
+            <w:rStyle w:val="Hyperlink"/>
+          </w:rPr>
+          <w:t>SchedulerService.java#L386</w:t>
+        </w:r>
+      </w:hyperlink>
+      <w:r>
+        <w:t>, </w:t>
+      </w:r>
+      <w:hyperlink r:id="rId73" w:tgtFrame="_blank" w:history="1">
+        <w:r>
+          <w:rPr>
+            <w:rStyle w:val="Hyperlink"/>
+          </w:rPr>
+          <w:t>SchedulerService.java#L389</w:t>
+        </w:r>
+      </w:hyperlink>
+      <w:r>
+        <w:t>, </w:t>
+      </w:r>
+      <w:hyperlink r:id="rId74" w:tgtFrame="_blank" w:history="1">
+        <w:r>
+          <w:rPr>
+            <w:rStyle w:val="Hyperlink"/>
+          </w:rPr>
+          <w:t>SchedulerService.java#L395</w:t>
+        </w:r>
+      </w:hyperlink>
+    </w:p>
+    <w:p>
+      <w:pPr>
+        <w:numPr>
+          <w:ilvl w:val="0"/>
+          <w:numId w:val="40"/>
+        </w:numPr>
+      </w:pPr>
+      <w:r>
+        <w:t>For </w:t>
+      </w:r>
+      <w:proofErr w:type="spellStart"/>
+      <w:r>
+        <w:t>WorkShiftAction</w:t>
+      </w:r>
+      <w:proofErr w:type="spellEnd"/>
+      <w:r>
+        <w:t>, this method does not call </w:t>
+      </w:r>
+      <w:proofErr w:type="spellStart"/>
+      <w:r>
+        <w:t>setClosed</w:t>
+      </w:r>
+      <w:proofErr w:type="spellEnd"/>
+      <w:r>
+        <w:t>(...). That line is commented out, and only </w:t>
+      </w:r>
+      <w:proofErr w:type="spellStart"/>
+      <w:r>
+        <w:t>transactionStatus</w:t>
+      </w:r>
+      <w:proofErr w:type="spellEnd"/>
+      <w:r>
+        <w:t> is changed to ENDED.</w:t>
+      </w:r>
+    </w:p>
+    <w:p>
+      <w:pPr>
+        <w:numPr>
+          <w:ilvl w:val="1"/>
+          <w:numId w:val="40"/>
+        </w:numPr>
+      </w:pPr>
+      <w:r>
+        <w:t>commented close line: </w:t>
+      </w:r>
+      <w:hyperlink r:id="rId75" w:tgtFrame="_blank" w:history="1">
+        <w:r>
+          <w:rPr>
+            <w:rStyle w:val="Hyperlink"/>
+          </w:rPr>
+          <w:t>SchedulerService.java#L261</w:t>
+        </w:r>
+      </w:hyperlink>
+    </w:p>
+    <w:p>
+      <w:pPr>
+        <w:numPr>
+          <w:ilvl w:val="1"/>
+          <w:numId w:val="40"/>
+        </w:numPr>
+      </w:pPr>
+      <w:r>
+        <w:t>actual update: </w:t>
+      </w:r>
+      <w:hyperlink r:id="rId76" w:tgtFrame="_blank" w:history="1">
+        <w:r>
+          <w:rPr>
+            <w:rStyle w:val="Hyperlink"/>
+          </w:rPr>
+          <w:t>SchedulerService.java#L262</w:t>
+        </w:r>
+      </w:hyperlink>
+    </w:p>
+    <w:p>
+      <w:pPr>
+        <w:numPr>
+          <w:ilvl w:val="1"/>
+          <w:numId w:val="40"/>
+        </w:numPr>
+      </w:pPr>
+      <w:proofErr w:type="spellStart"/>
+      <w:r>
+        <w:t>WorkShiftAction</w:t>
+      </w:r>
+      <w:proofErr w:type="spellEnd"/>
+      <w:r>
+        <w:t> has its own closed field: </w:t>
+      </w:r>
+      <w:hyperlink r:id="rId77" w:tgtFrame="_blank" w:history="1">
+        <w:r>
+          <w:rPr>
+            <w:rStyle w:val="Hyperlink"/>
+          </w:rPr>
+          <w:t>WorkShiftAction.java#L55</w:t>
+        </w:r>
+      </w:hyperlink>
+    </w:p>
+    <w:p>
+      <w:proofErr w:type="gramStart"/>
+      <w:r>
+        <w:lastRenderedPageBreak/>
+        <w:t>So</w:t>
+      </w:r>
+      <w:proofErr w:type="gramEnd"/>
+      <w:r>
+        <w:t xml:space="preserve"> the precise answer is: it closes the session/header record tied to that work shift, and marks </w:t>
+      </w:r>
+      <w:proofErr w:type="spellStart"/>
+      <w:r>
+        <w:t>WorkShiftAction</w:t>
+      </w:r>
+      <w:proofErr w:type="spellEnd"/>
+      <w:r>
+        <w:t> as ENDED; it does not directly set </w:t>
+      </w:r>
+      <w:proofErr w:type="spellStart"/>
+      <w:r>
+        <w:t>WorkShiftAction.closed</w:t>
+      </w:r>
+      <w:proofErr w:type="spellEnd"/>
+      <w:r>
+        <w:t> here.</w:t>
+      </w:r>
+    </w:p>
+    <w:p/>
     <w:sectPr>
       <w:pgSz w:w="12240" w:h="15840"/>
       <w:pgMar w:top="1440" w:right="1440" w:bottom="1440" w:left="1440" w:header="720" w:footer="720" w:gutter="0"/>
@@ -12694,6 +14662,304 @@
 <file path=word/numbering.xml><?xml version="1.0" encoding="utf-8"?>
 <w:numbering xmlns:wpc="http://schemas.microsoft.com/office/word/2010/wordprocessingCanvas" xmlns:cx="http://schemas.microsoft.com/office/drawing/2014/chartex" xmlns:cx1="http://schemas.microsoft.com/office/drawing/2015/9/8/chartex" xmlns:cx2="http://schemas.microsoft.com/office/drawing/2015/10/21/chartex" xmlns:cx3="http://schemas.microsoft.com/office/drawing/2016/5/9/chartex" xmlns:cx4="http://schemas.microsoft.com/office/drawing/2016/5/10/chartex" xmlns:cx5="http://schemas.microsoft.com/office/drawing/2016/5/11/chartex" xmlns:cx6="http://schemas.microsoft.com/office/drawing/2016/5/12/chartex" xmlns:cx7="http://schemas.microsoft.com/office/drawing/2016/5/13/chartex" xmlns:cx8="http://schemas.microsoft.com/office/drawing/2016/5/14/chartex" xmlns:mc="http://schemas.openxmlformats.org/markup-compatibility/2006" xmlns:aink="http://schemas.microsoft.com/office/drawing/2016/ink" xmlns:am3d="http://schemas.microsoft.com/office/drawing/2017/model3d" xmlns:o="urn:schemas-microsoft-com:office:office" xmlns:oel="http://schemas.microsoft.com/office/2019/extlst" xmlns:r="http://schemas.openxmlformats.org/officeDocument/2006/relationships" xmlns:m="http://schemas.openxmlformats.org/officeDocument/2006/math" xmlns:v="urn:schemas-microsoft-com:vml" xmlns:wp14="http://schemas.microsoft.com/office/word/2010/wordprocessingDrawing" xmlns:wp="http://schemas.openxmlformats.org/drawingml/2006/wordprocessingDrawing" xmlns:w10="urn:schemas-microsoft-com:office:word" xmlns:w="http://schemas.openxmlformats.org/wordprocessingml/2006/main" xmlns:w14="http://schemas.microsoft.com/office/word/2010/wordml" xmlns:w15="http://schemas.microsoft.com/office/word/2012/wordml" xmlns:w16cex="http://schemas.microsoft.com/office/word/2018/wordml/cex" xmlns:w16cid="http://schemas.microsoft.com/office/word/2016/wordml/cid" xmlns:w16="http://schemas.microsoft.com/office/word/2018/wordml" xmlns:w16du="http://schemas.microsoft.com/office/word/2023/wordml/word16du" xmlns:w16sdtdh="http://schemas.microsoft.com/office/word/2020/wordml/sdtdatahash" xmlns:w16sdtfl="http://schemas.microsoft.com/office/word/2024/wordml/sdtformatlock" xmlns:w16se="http://schemas.microsoft.com/office/word/2015/wordml/symex" xmlns:wpg="http://schemas.microsoft.com/office/word/2010/wordprocessingGroup" xmlns:wpi="http://schemas.microsoft.com/office/word/2010/wordprocessingInk" xmlns:wne="http://schemas.microsoft.com/office/word/2006/wordml" xmlns:wps="http://schemas.microsoft.com/office/word/2010/wordprocessingShape" mc:Ignorable="w14 w15 w16se w16cid w16 w16cex w16sdtdh w16sdtfl w16du wp14">
   <w:abstractNum w:abstractNumId="0" w15:restartNumberingAfterBreak="0">
+    <w:nsid w:val="01861223"/>
+    <w:multiLevelType w:val="multilevel"/>
+    <w:tmpl w:val="F1C23644"/>
+    <w:lvl w:ilvl="0">
+      <w:start w:val="1"/>
+      <w:numFmt w:val="bullet"/>
+      <w:lvlText w:val=""/>
+      <w:lvlJc w:val="left"/>
+      <w:pPr>
+        <w:tabs>
+          <w:tab w:val="num" w:pos="720"/>
+        </w:tabs>
+        <w:ind w:left="720" w:hanging="360"/>
+      </w:pPr>
+      <w:rPr>
+        <w:rFonts w:ascii="Symbol" w:hAnsi="Symbol" w:hint="default"/>
+        <w:sz w:val="20"/>
+      </w:rPr>
+    </w:lvl>
+    <w:lvl w:ilvl="1" w:tentative="1">
+      <w:start w:val="1"/>
+      <w:numFmt w:val="bullet"/>
+      <w:lvlText w:val=""/>
+      <w:lvlJc w:val="left"/>
+      <w:pPr>
+        <w:tabs>
+          <w:tab w:val="num" w:pos="1440"/>
+        </w:tabs>
+        <w:ind w:left="1440" w:hanging="360"/>
+      </w:pPr>
+      <w:rPr>
+        <w:rFonts w:ascii="Symbol" w:hAnsi="Symbol" w:hint="default"/>
+        <w:sz w:val="20"/>
+      </w:rPr>
+    </w:lvl>
+    <w:lvl w:ilvl="2" w:tentative="1">
+      <w:start w:val="1"/>
+      <w:numFmt w:val="bullet"/>
+      <w:lvlText w:val=""/>
+      <w:lvlJc w:val="left"/>
+      <w:pPr>
+        <w:tabs>
+          <w:tab w:val="num" w:pos="2160"/>
+        </w:tabs>
+        <w:ind w:left="2160" w:hanging="360"/>
+      </w:pPr>
+      <w:rPr>
+        <w:rFonts w:ascii="Symbol" w:hAnsi="Symbol" w:hint="default"/>
+        <w:sz w:val="20"/>
+      </w:rPr>
+    </w:lvl>
+    <w:lvl w:ilvl="3" w:tentative="1">
+      <w:start w:val="1"/>
+      <w:numFmt w:val="bullet"/>
+      <w:lvlText w:val=""/>
+      <w:lvlJc w:val="left"/>
+      <w:pPr>
+        <w:tabs>
+          <w:tab w:val="num" w:pos="2880"/>
+        </w:tabs>
+        <w:ind w:left="2880" w:hanging="360"/>
+      </w:pPr>
+      <w:rPr>
+        <w:rFonts w:ascii="Symbol" w:hAnsi="Symbol" w:hint="default"/>
+        <w:sz w:val="20"/>
+      </w:rPr>
+    </w:lvl>
+    <w:lvl w:ilvl="4" w:tentative="1">
+      <w:start w:val="1"/>
+      <w:numFmt w:val="bullet"/>
+      <w:lvlText w:val=""/>
+      <w:lvlJc w:val="left"/>
+      <w:pPr>
+        <w:tabs>
+          <w:tab w:val="num" w:pos="3600"/>
+        </w:tabs>
+        <w:ind w:left="3600" w:hanging="360"/>
+      </w:pPr>
+      <w:rPr>
+        <w:rFonts w:ascii="Symbol" w:hAnsi="Symbol" w:hint="default"/>
+        <w:sz w:val="20"/>
+      </w:rPr>
+    </w:lvl>
+    <w:lvl w:ilvl="5" w:tentative="1">
+      <w:start w:val="1"/>
+      <w:numFmt w:val="bullet"/>
+      <w:lvlText w:val=""/>
+      <w:lvlJc w:val="left"/>
+      <w:pPr>
+        <w:tabs>
+          <w:tab w:val="num" w:pos="4320"/>
+        </w:tabs>
+        <w:ind w:left="4320" w:hanging="360"/>
+      </w:pPr>
+      <w:rPr>
+        <w:rFonts w:ascii="Symbol" w:hAnsi="Symbol" w:hint="default"/>
+        <w:sz w:val="20"/>
+      </w:rPr>
+    </w:lvl>
+    <w:lvl w:ilvl="6" w:tentative="1">
+      <w:start w:val="1"/>
+      <w:numFmt w:val="bullet"/>
+      <w:lvlText w:val=""/>
+      <w:lvlJc w:val="left"/>
+      <w:pPr>
+        <w:tabs>
+          <w:tab w:val="num" w:pos="5040"/>
+        </w:tabs>
+        <w:ind w:left="5040" w:hanging="360"/>
+      </w:pPr>
+      <w:rPr>
+        <w:rFonts w:ascii="Symbol" w:hAnsi="Symbol" w:hint="default"/>
+        <w:sz w:val="20"/>
+      </w:rPr>
+    </w:lvl>
+    <w:lvl w:ilvl="7" w:tentative="1">
+      <w:start w:val="1"/>
+      <w:numFmt w:val="bullet"/>
+      <w:lvlText w:val=""/>
+      <w:lvlJc w:val="left"/>
+      <w:pPr>
+        <w:tabs>
+          <w:tab w:val="num" w:pos="5760"/>
+        </w:tabs>
+        <w:ind w:left="5760" w:hanging="360"/>
+      </w:pPr>
+      <w:rPr>
+        <w:rFonts w:ascii="Symbol" w:hAnsi="Symbol" w:hint="default"/>
+        <w:sz w:val="20"/>
+      </w:rPr>
+    </w:lvl>
+    <w:lvl w:ilvl="8" w:tentative="1">
+      <w:start w:val="1"/>
+      <w:numFmt w:val="bullet"/>
+      <w:lvlText w:val=""/>
+      <w:lvlJc w:val="left"/>
+      <w:pPr>
+        <w:tabs>
+          <w:tab w:val="num" w:pos="6480"/>
+        </w:tabs>
+        <w:ind w:left="6480" w:hanging="360"/>
+      </w:pPr>
+      <w:rPr>
+        <w:rFonts w:ascii="Symbol" w:hAnsi="Symbol" w:hint="default"/>
+        <w:sz w:val="20"/>
+      </w:rPr>
+    </w:lvl>
+  </w:abstractNum>
+  <w:abstractNum w:abstractNumId="1" w15:restartNumberingAfterBreak="0">
+    <w:nsid w:val="01F9665C"/>
+    <w:multiLevelType w:val="multilevel"/>
+    <w:tmpl w:val="6A6C0840"/>
+    <w:lvl w:ilvl="0">
+      <w:start w:val="1"/>
+      <w:numFmt w:val="bullet"/>
+      <w:lvlText w:val=""/>
+      <w:lvlJc w:val="left"/>
+      <w:pPr>
+        <w:tabs>
+          <w:tab w:val="num" w:pos="720"/>
+        </w:tabs>
+        <w:ind w:left="720" w:hanging="360"/>
+      </w:pPr>
+      <w:rPr>
+        <w:rFonts w:ascii="Symbol" w:hAnsi="Symbol" w:hint="default"/>
+        <w:sz w:val="20"/>
+      </w:rPr>
+    </w:lvl>
+    <w:lvl w:ilvl="1" w:tentative="1">
+      <w:start w:val="1"/>
+      <w:numFmt w:val="bullet"/>
+      <w:lvlText w:val=""/>
+      <w:lvlJc w:val="left"/>
+      <w:pPr>
+        <w:tabs>
+          <w:tab w:val="num" w:pos="1440"/>
+        </w:tabs>
+        <w:ind w:left="1440" w:hanging="360"/>
+      </w:pPr>
+      <w:rPr>
+        <w:rFonts w:ascii="Symbol" w:hAnsi="Symbol" w:hint="default"/>
+        <w:sz w:val="20"/>
+      </w:rPr>
+    </w:lvl>
+    <w:lvl w:ilvl="2" w:tentative="1">
+      <w:start w:val="1"/>
+      <w:numFmt w:val="bullet"/>
+      <w:lvlText w:val=""/>
+      <w:lvlJc w:val="left"/>
+      <w:pPr>
+        <w:tabs>
+          <w:tab w:val="num" w:pos="2160"/>
+        </w:tabs>
+        <w:ind w:left="2160" w:hanging="360"/>
+      </w:pPr>
+      <w:rPr>
+        <w:rFonts w:ascii="Symbol" w:hAnsi="Symbol" w:hint="default"/>
+        <w:sz w:val="20"/>
+      </w:rPr>
+    </w:lvl>
+    <w:lvl w:ilvl="3" w:tentative="1">
+      <w:start w:val="1"/>
+      <w:numFmt w:val="bullet"/>
+      <w:lvlText w:val=""/>
+      <w:lvlJc w:val="left"/>
+      <w:pPr>
+        <w:tabs>
+          <w:tab w:val="num" w:pos="2880"/>
+        </w:tabs>
+        <w:ind w:left="2880" w:hanging="360"/>
+      </w:pPr>
+      <w:rPr>
+        <w:rFonts w:ascii="Symbol" w:hAnsi="Symbol" w:hint="default"/>
+        <w:sz w:val="20"/>
+      </w:rPr>
+    </w:lvl>
+    <w:lvl w:ilvl="4" w:tentative="1">
+      <w:start w:val="1"/>
+      <w:numFmt w:val="bullet"/>
+      <w:lvlText w:val=""/>
+      <w:lvlJc w:val="left"/>
+      <w:pPr>
+        <w:tabs>
+          <w:tab w:val="num" w:pos="3600"/>
+        </w:tabs>
+        <w:ind w:left="3600" w:hanging="360"/>
+      </w:pPr>
+      <w:rPr>
+        <w:rFonts w:ascii="Symbol" w:hAnsi="Symbol" w:hint="default"/>
+        <w:sz w:val="20"/>
+      </w:rPr>
+    </w:lvl>
+    <w:lvl w:ilvl="5" w:tentative="1">
+      <w:start w:val="1"/>
+      <w:numFmt w:val="bullet"/>
+      <w:lvlText w:val=""/>
+      <w:lvlJc w:val="left"/>
+      <w:pPr>
+        <w:tabs>
+          <w:tab w:val="num" w:pos="4320"/>
+        </w:tabs>
+        <w:ind w:left="4320" w:hanging="360"/>
+      </w:pPr>
+      <w:rPr>
+        <w:rFonts w:ascii="Symbol" w:hAnsi="Symbol" w:hint="default"/>
+        <w:sz w:val="20"/>
+      </w:rPr>
+    </w:lvl>
+    <w:lvl w:ilvl="6" w:tentative="1">
+      <w:start w:val="1"/>
+      <w:numFmt w:val="bullet"/>
+      <w:lvlText w:val=""/>
+      <w:lvlJc w:val="left"/>
+      <w:pPr>
+        <w:tabs>
+          <w:tab w:val="num" w:pos="5040"/>
+        </w:tabs>
+        <w:ind w:left="5040" w:hanging="360"/>
+      </w:pPr>
+      <w:rPr>
+        <w:rFonts w:ascii="Symbol" w:hAnsi="Symbol" w:hint="default"/>
+        <w:sz w:val="20"/>
+      </w:rPr>
+    </w:lvl>
+    <w:lvl w:ilvl="7" w:tentative="1">
+      <w:start w:val="1"/>
+      <w:numFmt w:val="bullet"/>
+      <w:lvlText w:val=""/>
+      <w:lvlJc w:val="left"/>
+      <w:pPr>
+        <w:tabs>
+          <w:tab w:val="num" w:pos="5760"/>
+        </w:tabs>
+        <w:ind w:left="5760" w:hanging="360"/>
+      </w:pPr>
+      <w:rPr>
+        <w:rFonts w:ascii="Symbol" w:hAnsi="Symbol" w:hint="default"/>
+        <w:sz w:val="20"/>
+      </w:rPr>
+    </w:lvl>
+    <w:lvl w:ilvl="8" w:tentative="1">
+      <w:start w:val="1"/>
+      <w:numFmt w:val="bullet"/>
+      <w:lvlText w:val=""/>
+      <w:lvlJc w:val="left"/>
+      <w:pPr>
+        <w:tabs>
+          <w:tab w:val="num" w:pos="6480"/>
+        </w:tabs>
+        <w:ind w:left="6480" w:hanging="360"/>
+      </w:pPr>
+      <w:rPr>
+        <w:rFonts w:ascii="Symbol" w:hAnsi="Symbol" w:hint="default"/>
+        <w:sz w:val="20"/>
+      </w:rPr>
+    </w:lvl>
+  </w:abstractNum>
+  <w:abstractNum w:abstractNumId="2" w15:restartNumberingAfterBreak="0">
     <w:nsid w:val="0CCF234F"/>
     <w:multiLevelType w:val="multilevel"/>
     <w:tmpl w:val="6882B254"/>
@@ -12842,7 +15108,7 @@
       </w:rPr>
     </w:lvl>
   </w:abstractNum>
-  <w:abstractNum w:abstractNumId="1" w15:restartNumberingAfterBreak="0">
+  <w:abstractNum w:abstractNumId="3" w15:restartNumberingAfterBreak="0">
     <w:nsid w:val="174A247F"/>
     <w:multiLevelType w:val="multilevel"/>
     <w:tmpl w:val="CA107862"/>
@@ -12991,7 +15257,7 @@
       </w:rPr>
     </w:lvl>
   </w:abstractNum>
-  <w:abstractNum w:abstractNumId="2" w15:restartNumberingAfterBreak="0">
+  <w:abstractNum w:abstractNumId="4" w15:restartNumberingAfterBreak="0">
     <w:nsid w:val="1838551E"/>
     <w:multiLevelType w:val="multilevel"/>
     <w:tmpl w:val="5ABC73FE"/>
@@ -13140,7 +15406,7 @@
       </w:rPr>
     </w:lvl>
   </w:abstractNum>
-  <w:abstractNum w:abstractNumId="3" w15:restartNumberingAfterBreak="0">
+  <w:abstractNum w:abstractNumId="5" w15:restartNumberingAfterBreak="0">
     <w:nsid w:val="1B6938AD"/>
     <w:multiLevelType w:val="multilevel"/>
     <w:tmpl w:val="220CB05E"/>
@@ -13289,7 +15555,7 @@
       </w:rPr>
     </w:lvl>
   </w:abstractNum>
-  <w:abstractNum w:abstractNumId="4" w15:restartNumberingAfterBreak="0">
+  <w:abstractNum w:abstractNumId="6" w15:restartNumberingAfterBreak="0">
     <w:nsid w:val="1BF06A57"/>
     <w:multiLevelType w:val="multilevel"/>
     <w:tmpl w:val="C036740E"/>
@@ -13438,7 +15704,7 @@
       </w:rPr>
     </w:lvl>
   </w:abstractNum>
-  <w:abstractNum w:abstractNumId="5" w15:restartNumberingAfterBreak="0">
+  <w:abstractNum w:abstractNumId="7" w15:restartNumberingAfterBreak="0">
     <w:nsid w:val="1E91498A"/>
     <w:multiLevelType w:val="multilevel"/>
     <w:tmpl w:val="03E84DEE"/>
@@ -13587,7 +15853,120 @@
       </w:rPr>
     </w:lvl>
   </w:abstractNum>
-  <w:abstractNum w:abstractNumId="6" w15:restartNumberingAfterBreak="0">
+  <w:abstractNum w:abstractNumId="8" w15:restartNumberingAfterBreak="0">
+    <w:nsid w:val="1F694176"/>
+    <w:multiLevelType w:val="multilevel"/>
+    <w:tmpl w:val="363616AC"/>
+    <w:lvl w:ilvl="0">
+      <w:start w:val="1"/>
+      <w:numFmt w:val="decimal"/>
+      <w:lvlText w:val="%1."/>
+      <w:lvlJc w:val="left"/>
+      <w:pPr>
+        <w:tabs>
+          <w:tab w:val="num" w:pos="720"/>
+        </w:tabs>
+        <w:ind w:left="720" w:hanging="360"/>
+      </w:pPr>
+    </w:lvl>
+    <w:lvl w:ilvl="1" w:tentative="1">
+      <w:start w:val="1"/>
+      <w:numFmt w:val="decimal"/>
+      <w:lvlText w:val="%2."/>
+      <w:lvlJc w:val="left"/>
+      <w:pPr>
+        <w:tabs>
+          <w:tab w:val="num" w:pos="1440"/>
+        </w:tabs>
+        <w:ind w:left="1440" w:hanging="360"/>
+      </w:pPr>
+    </w:lvl>
+    <w:lvl w:ilvl="2" w:tentative="1">
+      <w:start w:val="1"/>
+      <w:numFmt w:val="decimal"/>
+      <w:lvlText w:val="%3."/>
+      <w:lvlJc w:val="left"/>
+      <w:pPr>
+        <w:tabs>
+          <w:tab w:val="num" w:pos="2160"/>
+        </w:tabs>
+        <w:ind w:left="2160" w:hanging="360"/>
+      </w:pPr>
+    </w:lvl>
+    <w:lvl w:ilvl="3" w:tentative="1">
+      <w:start w:val="1"/>
+      <w:numFmt w:val="decimal"/>
+      <w:lvlText w:val="%4."/>
+      <w:lvlJc w:val="left"/>
+      <w:pPr>
+        <w:tabs>
+          <w:tab w:val="num" w:pos="2880"/>
+        </w:tabs>
+        <w:ind w:left="2880" w:hanging="360"/>
+      </w:pPr>
+    </w:lvl>
+    <w:lvl w:ilvl="4" w:tentative="1">
+      <w:start w:val="1"/>
+      <w:numFmt w:val="decimal"/>
+      <w:lvlText w:val="%5."/>
+      <w:lvlJc w:val="left"/>
+      <w:pPr>
+        <w:tabs>
+          <w:tab w:val="num" w:pos="3600"/>
+        </w:tabs>
+        <w:ind w:left="3600" w:hanging="360"/>
+      </w:pPr>
+    </w:lvl>
+    <w:lvl w:ilvl="5" w:tentative="1">
+      <w:start w:val="1"/>
+      <w:numFmt w:val="decimal"/>
+      <w:lvlText w:val="%6."/>
+      <w:lvlJc w:val="left"/>
+      <w:pPr>
+        <w:tabs>
+          <w:tab w:val="num" w:pos="4320"/>
+        </w:tabs>
+        <w:ind w:left="4320" w:hanging="360"/>
+      </w:pPr>
+    </w:lvl>
+    <w:lvl w:ilvl="6" w:tentative="1">
+      <w:start w:val="1"/>
+      <w:numFmt w:val="decimal"/>
+      <w:lvlText w:val="%7."/>
+      <w:lvlJc w:val="left"/>
+      <w:pPr>
+        <w:tabs>
+          <w:tab w:val="num" w:pos="5040"/>
+        </w:tabs>
+        <w:ind w:left="5040" w:hanging="360"/>
+      </w:pPr>
+    </w:lvl>
+    <w:lvl w:ilvl="7" w:tentative="1">
+      <w:start w:val="1"/>
+      <w:numFmt w:val="decimal"/>
+      <w:lvlText w:val="%8."/>
+      <w:lvlJc w:val="left"/>
+      <w:pPr>
+        <w:tabs>
+          <w:tab w:val="num" w:pos="5760"/>
+        </w:tabs>
+        <w:ind w:left="5760" w:hanging="360"/>
+      </w:pPr>
+    </w:lvl>
+    <w:lvl w:ilvl="8" w:tentative="1">
+      <w:start w:val="1"/>
+      <w:numFmt w:val="decimal"/>
+      <w:lvlText w:val="%9."/>
+      <w:lvlJc w:val="left"/>
+      <w:pPr>
+        <w:tabs>
+          <w:tab w:val="num" w:pos="6480"/>
+        </w:tabs>
+        <w:ind w:left="6480" w:hanging="360"/>
+      </w:pPr>
+    </w:lvl>
+  </w:abstractNum>
+  <w:abstractNum w:abstractNumId="9" w15:restartNumberingAfterBreak="0">
     <w:nsid w:val="21130D6C"/>
     <w:multiLevelType w:val="multilevel"/>
     <w:tmpl w:val="346EC81A"/>
@@ -13736,7 +16115,120 @@
       </w:rPr>
     </w:lvl>
   </w:abstractNum>
-  <w:abstractNum w:abstractNumId="7" w15:restartNumberingAfterBreak="0">
+  <w:abstractNum w:abstractNumId="10" w15:restartNumberingAfterBreak="0">
+    <w:nsid w:val="215906B7"/>
+    <w:multiLevelType w:val="multilevel"/>
+    <w:tmpl w:val="74FC5A3C"/>
+    <w:lvl w:ilvl="0">
+      <w:start w:val="1"/>
+      <w:numFmt w:val="decimal"/>
+      <w:lvlText w:val="%1."/>
+      <w:lvlJc w:val="left"/>
+      <w:pPr>
+        <w:tabs>
+          <w:tab w:val="num" w:pos="720"/>
+        </w:tabs>
+        <w:ind w:left="720" w:hanging="360"/>
+      </w:pPr>
+    </w:lvl>
+    <w:lvl w:ilvl="1" w:tentative="1">
+      <w:start w:val="1"/>
+      <w:numFmt w:val="decimal"/>
+      <w:lvlText w:val="%2."/>
+      <w:lvlJc w:val="left"/>
+      <w:pPr>
+        <w:tabs>
+          <w:tab w:val="num" w:pos="1440"/>
+        </w:tabs>
+        <w:ind w:left="1440" w:hanging="360"/>
+      </w:pPr>
+    </w:lvl>
+    <w:lvl w:ilvl="2" w:tentative="1">
+      <w:start w:val="1"/>
+      <w:numFmt w:val="decimal"/>
+      <w:lvlText w:val="%3."/>
+      <w:lvlJc w:val="left"/>
+      <w:pPr>
+        <w:tabs>
+          <w:tab w:val="num" w:pos="2160"/>
+        </w:tabs>
+        <w:ind w:left="2160" w:hanging="360"/>
+      </w:pPr>
+    </w:lvl>
+    <w:lvl w:ilvl="3" w:tentative="1">
+      <w:start w:val="1"/>
+      <w:numFmt w:val="decimal"/>
+      <w:lvlText w:val="%4."/>
+      <w:lvlJc w:val="left"/>
+      <w:pPr>
+        <w:tabs>
+          <w:tab w:val="num" w:pos="2880"/>
+        </w:tabs>
+        <w:ind w:left="2880" w:hanging="360"/>
+      </w:pPr>
+    </w:lvl>
+    <w:lvl w:ilvl="4" w:tentative="1">
+      <w:start w:val="1"/>
+      <w:numFmt w:val="decimal"/>
+      <w:lvlText w:val="%5."/>
+      <w:lvlJc w:val="left"/>
+      <w:pPr>
+        <w:tabs>
+          <w:tab w:val="num" w:pos="3600"/>
+        </w:tabs>
+        <w:ind w:left="3600" w:hanging="360"/>
+      </w:pPr>
+    </w:lvl>
+    <w:lvl w:ilvl="5" w:tentative="1">
+      <w:start w:val="1"/>
+      <w:numFmt w:val="decimal"/>
+      <w:lvlText w:val="%6."/>
+      <w:lvlJc w:val="left"/>
+      <w:pPr>
+        <w:tabs>
+          <w:tab w:val="num" w:pos="4320"/>
+        </w:tabs>
+        <w:ind w:left="4320" w:hanging="360"/>
+      </w:pPr>
+    </w:lvl>
+    <w:lvl w:ilvl="6" w:tentative="1">
+      <w:start w:val="1"/>
+      <w:numFmt w:val="decimal"/>
+      <w:lvlText w:val="%7."/>
+      <w:lvlJc w:val="left"/>
+      <w:pPr>
+        <w:tabs>
+          <w:tab w:val="num" w:pos="5040"/>
+        </w:tabs>
+        <w:ind w:left="5040" w:hanging="360"/>
+      </w:pPr>
+    </w:lvl>
+    <w:lvl w:ilvl="7" w:tentative="1">
+      <w:start w:val="1"/>
+      <w:numFmt w:val="decimal"/>
+      <w:lvlText w:val="%8."/>
+      <w:lvlJc w:val="left"/>
+      <w:pPr>
+        <w:tabs>
+          <w:tab w:val="num" w:pos="5760"/>
+        </w:tabs>
+        <w:ind w:left="5760" w:hanging="360"/>
+      </w:pPr>
+    </w:lvl>
+    <w:lvl w:ilvl="8" w:tentative="1">
+      <w:start w:val="1"/>
+      <w:numFmt w:val="decimal"/>
+      <w:lvlText w:val="%9."/>
+      <w:lvlJc w:val="left"/>
+      <w:pPr>
+        <w:tabs>
+          <w:tab w:val="num" w:pos="6480"/>
+        </w:tabs>
+        <w:ind w:left="6480" w:hanging="360"/>
+      </w:pPr>
+    </w:lvl>
+  </w:abstractNum>
+  <w:abstractNum w:abstractNumId="11" w15:restartNumberingAfterBreak="0">
     <w:nsid w:val="22D46006"/>
     <w:multiLevelType w:val="multilevel"/>
     <w:tmpl w:val="359E566E"/>
@@ -13885,7 +16377,7 @@
       </w:rPr>
     </w:lvl>
   </w:abstractNum>
-  <w:abstractNum w:abstractNumId="8" w15:restartNumberingAfterBreak="0">
+  <w:abstractNum w:abstractNumId="12" w15:restartNumberingAfterBreak="0">
     <w:nsid w:val="2EBC2607"/>
     <w:multiLevelType w:val="multilevel"/>
     <w:tmpl w:val="3182C2A8"/>
@@ -13998,7 +16490,7 @@
       </w:pPr>
     </w:lvl>
   </w:abstractNum>
-  <w:abstractNum w:abstractNumId="9" w15:restartNumberingAfterBreak="0">
+  <w:abstractNum w:abstractNumId="13" w15:restartNumberingAfterBreak="0">
     <w:nsid w:val="2F2F5719"/>
     <w:multiLevelType w:val="multilevel"/>
     <w:tmpl w:val="69262F28"/>
@@ -14111,7 +16603,454 @@
       </w:pPr>
     </w:lvl>
   </w:abstractNum>
-  <w:abstractNum w:abstractNumId="10" w15:restartNumberingAfterBreak="0">
+  <w:abstractNum w:abstractNumId="14" w15:restartNumberingAfterBreak="0">
+    <w:nsid w:val="34A14F3B"/>
+    <w:multiLevelType w:val="multilevel"/>
+    <w:tmpl w:val="9306E82A"/>
+    <w:lvl w:ilvl="0">
+      <w:start w:val="1"/>
+      <w:numFmt w:val="bullet"/>
+      <w:lvlText w:val=""/>
+      <w:lvlJc w:val="left"/>
+      <w:pPr>
+        <w:tabs>
+          <w:tab w:val="num" w:pos="720"/>
+        </w:tabs>
+        <w:ind w:left="720" w:hanging="360"/>
+      </w:pPr>
+      <w:rPr>
+        <w:rFonts w:ascii="Symbol" w:hAnsi="Symbol" w:hint="default"/>
+        <w:sz w:val="20"/>
+      </w:rPr>
+    </w:lvl>
+    <w:lvl w:ilvl="1" w:tentative="1">
+      <w:start w:val="1"/>
+      <w:numFmt w:val="bullet"/>
+      <w:lvlText w:val=""/>
+      <w:lvlJc w:val="left"/>
+      <w:pPr>
+        <w:tabs>
+          <w:tab w:val="num" w:pos="1440"/>
+        </w:tabs>
+        <w:ind w:left="1440" w:hanging="360"/>
+      </w:pPr>
+      <w:rPr>
+        <w:rFonts w:ascii="Symbol" w:hAnsi="Symbol" w:hint="default"/>
+        <w:sz w:val="20"/>
+      </w:rPr>
+    </w:lvl>
+    <w:lvl w:ilvl="2" w:tentative="1">
+      <w:start w:val="1"/>
+      <w:numFmt w:val="bullet"/>
+      <w:lvlText w:val=""/>
+      <w:lvlJc w:val="left"/>
+      <w:pPr>
+        <w:tabs>
+          <w:tab w:val="num" w:pos="2160"/>
+        </w:tabs>
+        <w:ind w:left="2160" w:hanging="360"/>
+      </w:pPr>
+      <w:rPr>
+        <w:rFonts w:ascii="Symbol" w:hAnsi="Symbol" w:hint="default"/>
+        <w:sz w:val="20"/>
+      </w:rPr>
+    </w:lvl>
+    <w:lvl w:ilvl="3" w:tentative="1">
+      <w:start w:val="1"/>
+      <w:numFmt w:val="bullet"/>
+      <w:lvlText w:val=""/>
+      <w:lvlJc w:val="left"/>
+      <w:pPr>
+        <w:tabs>
+          <w:tab w:val="num" w:pos="2880"/>
+        </w:tabs>
+        <w:ind w:left="2880" w:hanging="360"/>
+      </w:pPr>
+      <w:rPr>
+        <w:rFonts w:ascii="Symbol" w:hAnsi="Symbol" w:hint="default"/>
+        <w:sz w:val="20"/>
+      </w:rPr>
+    </w:lvl>
+    <w:lvl w:ilvl="4" w:tentative="1">
+      <w:start w:val="1"/>
+      <w:numFmt w:val="bullet"/>
+      <w:lvlText w:val=""/>
+      <w:lvlJc w:val="left"/>
+      <w:pPr>
+        <w:tabs>
+          <w:tab w:val="num" w:pos="3600"/>
+        </w:tabs>
+        <w:ind w:left="3600" w:hanging="360"/>
+      </w:pPr>
+      <w:rPr>
+        <w:rFonts w:ascii="Symbol" w:hAnsi="Symbol" w:hint="default"/>
+        <w:sz w:val="20"/>
+      </w:rPr>
+    </w:lvl>
+    <w:lvl w:ilvl="5" w:tentative="1">
+      <w:start w:val="1"/>
+      <w:numFmt w:val="bullet"/>
+      <w:lvlText w:val=""/>
+      <w:lvlJc w:val="left"/>
+      <w:pPr>
+        <w:tabs>
+          <w:tab w:val="num" w:pos="4320"/>
+        </w:tabs>
+        <w:ind w:left="4320" w:hanging="360"/>
+      </w:pPr>
+      <w:rPr>
+        <w:rFonts w:ascii="Symbol" w:hAnsi="Symbol" w:hint="default"/>
+        <w:sz w:val="20"/>
+      </w:rPr>
+    </w:lvl>
+    <w:lvl w:ilvl="6" w:tentative="1">
+      <w:start w:val="1"/>
+      <w:numFmt w:val="bullet"/>
+      <w:lvlText w:val=""/>
+      <w:lvlJc w:val="left"/>
+      <w:pPr>
+        <w:tabs>
+          <w:tab w:val="num" w:pos="5040"/>
+        </w:tabs>
+        <w:ind w:left="5040" w:hanging="360"/>
+      </w:pPr>
+      <w:rPr>
+        <w:rFonts w:ascii="Symbol" w:hAnsi="Symbol" w:hint="default"/>
+        <w:sz w:val="20"/>
+      </w:rPr>
+    </w:lvl>
+    <w:lvl w:ilvl="7" w:tentative="1">
+      <w:start w:val="1"/>
+      <w:numFmt w:val="bullet"/>
+      <w:lvlText w:val=""/>
+      <w:lvlJc w:val="left"/>
+      <w:pPr>
+        <w:tabs>
+          <w:tab w:val="num" w:pos="5760"/>
+        </w:tabs>
+        <w:ind w:left="5760" w:hanging="360"/>
+      </w:pPr>
+      <w:rPr>
+        <w:rFonts w:ascii="Symbol" w:hAnsi="Symbol" w:hint="default"/>
+        <w:sz w:val="20"/>
+      </w:rPr>
+    </w:lvl>
+    <w:lvl w:ilvl="8" w:tentative="1">
+      <w:start w:val="1"/>
+      <w:numFmt w:val="bullet"/>
+      <w:lvlText w:val=""/>
+      <w:lvlJc w:val="left"/>
+      <w:pPr>
+        <w:tabs>
+          <w:tab w:val="num" w:pos="6480"/>
+        </w:tabs>
+        <w:ind w:left="6480" w:hanging="360"/>
+      </w:pPr>
+      <w:rPr>
+        <w:rFonts w:ascii="Symbol" w:hAnsi="Symbol" w:hint="default"/>
+        <w:sz w:val="20"/>
+      </w:rPr>
+    </w:lvl>
+  </w:abstractNum>
+  <w:abstractNum w:abstractNumId="15" w15:restartNumberingAfterBreak="0">
+    <w:nsid w:val="3EC3016A"/>
+    <w:multiLevelType w:val="multilevel"/>
+    <w:tmpl w:val="FF503BAA"/>
+    <w:lvl w:ilvl="0">
+      <w:start w:val="1"/>
+      <w:numFmt w:val="bullet"/>
+      <w:lvlText w:val=""/>
+      <w:lvlJc w:val="left"/>
+      <w:pPr>
+        <w:tabs>
+          <w:tab w:val="num" w:pos="720"/>
+        </w:tabs>
+        <w:ind w:left="720" w:hanging="360"/>
+      </w:pPr>
+      <w:rPr>
+        <w:rFonts w:ascii="Symbol" w:hAnsi="Symbol" w:hint="default"/>
+        <w:sz w:val="20"/>
+      </w:rPr>
+    </w:lvl>
+    <w:lvl w:ilvl="1" w:tentative="1">
+      <w:start w:val="1"/>
+      <w:numFmt w:val="bullet"/>
+      <w:lvlText w:val=""/>
+      <w:lvlJc w:val="left"/>
+      <w:pPr>
+        <w:tabs>
+          <w:tab w:val="num" w:pos="1440"/>
+        </w:tabs>
+        <w:ind w:left="1440" w:hanging="360"/>
+      </w:pPr>
+      <w:rPr>
+        <w:rFonts w:ascii="Symbol" w:hAnsi="Symbol" w:hint="default"/>
+        <w:sz w:val="20"/>
+      </w:rPr>
+    </w:lvl>
+    <w:lvl w:ilvl="2" w:tentative="1">
+      <w:start w:val="1"/>
+      <w:numFmt w:val="bullet"/>
+      <w:lvlText w:val=""/>
+      <w:lvlJc w:val="left"/>
+      <w:pPr>
+        <w:tabs>
+          <w:tab w:val="num" w:pos="2160"/>
+        </w:tabs>
+        <w:ind w:left="2160" w:hanging="360"/>
+      </w:pPr>
+      <w:rPr>
+        <w:rFonts w:ascii="Symbol" w:hAnsi="Symbol" w:hint="default"/>
+        <w:sz w:val="20"/>
+      </w:rPr>
+    </w:lvl>
+    <w:lvl w:ilvl="3" w:tentative="1">
+      <w:start w:val="1"/>
+      <w:numFmt w:val="bullet"/>
+      <w:lvlText w:val=""/>
+      <w:lvlJc w:val="left"/>
+      <w:pPr>
+        <w:tabs>
+          <w:tab w:val="num" w:pos="2880"/>
+        </w:tabs>
+        <w:ind w:left="2880" w:hanging="360"/>
+      </w:pPr>
+      <w:rPr>
+        <w:rFonts w:ascii="Symbol" w:hAnsi="Symbol" w:hint="default"/>
+        <w:sz w:val="20"/>
+      </w:rPr>
+    </w:lvl>
+    <w:lvl w:ilvl="4" w:tentative="1">
+      <w:start w:val="1"/>
+      <w:numFmt w:val="bullet"/>
+      <w:lvlText w:val=""/>
+      <w:lvlJc w:val="left"/>
+      <w:pPr>
+        <w:tabs>
+          <w:tab w:val="num" w:pos="3600"/>
+        </w:tabs>
+        <w:ind w:left="3600" w:hanging="360"/>
+      </w:pPr>
+      <w:rPr>
+        <w:rFonts w:ascii="Symbol" w:hAnsi="Symbol" w:hint="default"/>
+        <w:sz w:val="20"/>
+      </w:rPr>
+    </w:lvl>
+    <w:lvl w:ilvl="5" w:tentative="1">
+      <w:start w:val="1"/>
+      <w:numFmt w:val="bullet"/>
+      <w:lvlText w:val=""/>
+      <w:lvlJc w:val="left"/>
+      <w:pPr>
+        <w:tabs>
+          <w:tab w:val="num" w:pos="4320"/>
+        </w:tabs>
+        <w:ind w:left="4320" w:hanging="360"/>
+      </w:pPr>
+      <w:rPr>
+        <w:rFonts w:ascii="Symbol" w:hAnsi="Symbol" w:hint="default"/>
+        <w:sz w:val="20"/>
+      </w:rPr>
+    </w:lvl>
+    <w:lvl w:ilvl="6" w:tentative="1">
+      <w:start w:val="1"/>
+      <w:numFmt w:val="bullet"/>
+      <w:lvlText w:val=""/>
+      <w:lvlJc w:val="left"/>
+      <w:pPr>
+        <w:tabs>
+          <w:tab w:val="num" w:pos="5040"/>
+        </w:tabs>
+        <w:ind w:left="5040" w:hanging="360"/>
+      </w:pPr>
+      <w:rPr>
+        <w:rFonts w:ascii="Symbol" w:hAnsi="Symbol" w:hint="default"/>
+        <w:sz w:val="20"/>
+      </w:rPr>
+    </w:lvl>
+    <w:lvl w:ilvl="7" w:tentative="1">
+      <w:start w:val="1"/>
+      <w:numFmt w:val="bullet"/>
+      <w:lvlText w:val=""/>
+      <w:lvlJc w:val="left"/>
+      <w:pPr>
+        <w:tabs>
+          <w:tab w:val="num" w:pos="5760"/>
+        </w:tabs>
+        <w:ind w:left="5760" w:hanging="360"/>
+      </w:pPr>
+      <w:rPr>
+        <w:rFonts w:ascii="Symbol" w:hAnsi="Symbol" w:hint="default"/>
+        <w:sz w:val="20"/>
+      </w:rPr>
+    </w:lvl>
+    <w:lvl w:ilvl="8" w:tentative="1">
+      <w:start w:val="1"/>
+      <w:numFmt w:val="bullet"/>
+      <w:lvlText w:val=""/>
+      <w:lvlJc w:val="left"/>
+      <w:pPr>
+        <w:tabs>
+          <w:tab w:val="num" w:pos="6480"/>
+        </w:tabs>
+        <w:ind w:left="6480" w:hanging="360"/>
+      </w:pPr>
+      <w:rPr>
+        <w:rFonts w:ascii="Symbol" w:hAnsi="Symbol" w:hint="default"/>
+        <w:sz w:val="20"/>
+      </w:rPr>
+    </w:lvl>
+  </w:abstractNum>
+  <w:abstractNum w:abstractNumId="16" w15:restartNumberingAfterBreak="0">
+    <w:nsid w:val="40720B80"/>
+    <w:multiLevelType w:val="multilevel"/>
+    <w:tmpl w:val="A5F2D6D2"/>
+    <w:lvl w:ilvl="0">
+      <w:start w:val="1"/>
+      <w:numFmt w:val="bullet"/>
+      <w:lvlText w:val=""/>
+      <w:lvlJc w:val="left"/>
+      <w:pPr>
+        <w:tabs>
+          <w:tab w:val="num" w:pos="720"/>
+        </w:tabs>
+        <w:ind w:left="720" w:hanging="360"/>
+      </w:pPr>
+      <w:rPr>
+        <w:rFonts w:ascii="Symbol" w:hAnsi="Symbol" w:hint="default"/>
+        <w:sz w:val="20"/>
+      </w:rPr>
+    </w:lvl>
+    <w:lvl w:ilvl="1" w:tentative="1">
+      <w:start w:val="1"/>
+      <w:numFmt w:val="bullet"/>
+      <w:lvlText w:val=""/>
+      <w:lvlJc w:val="left"/>
+      <w:pPr>
+        <w:tabs>
+          <w:tab w:val="num" w:pos="1440"/>
+        </w:tabs>
+        <w:ind w:left="1440" w:hanging="360"/>
+      </w:pPr>
+      <w:rPr>
+        <w:rFonts w:ascii="Symbol" w:hAnsi="Symbol" w:hint="default"/>
+        <w:sz w:val="20"/>
+      </w:rPr>
+    </w:lvl>
+    <w:lvl w:ilvl="2" w:tentative="1">
+      <w:start w:val="1"/>
+      <w:numFmt w:val="bullet"/>
+      <w:lvlText w:val=""/>
+      <w:lvlJc w:val="left"/>
+      <w:pPr>
+        <w:tabs>
+          <w:tab w:val="num" w:pos="2160"/>
+        </w:tabs>
+        <w:ind w:left="2160" w:hanging="360"/>
+      </w:pPr>
+      <w:rPr>
+        <w:rFonts w:ascii="Symbol" w:hAnsi="Symbol" w:hint="default"/>
+        <w:sz w:val="20"/>
+      </w:rPr>
+    </w:lvl>
+    <w:lvl w:ilvl="3" w:tentative="1">
+      <w:start w:val="1"/>
+      <w:numFmt w:val="bullet"/>
+      <w:lvlText w:val=""/>
+      <w:lvlJc w:val="left"/>
+      <w:pPr>
+        <w:tabs>
+          <w:tab w:val="num" w:pos="2880"/>
+        </w:tabs>
+        <w:ind w:left="2880" w:hanging="360"/>
+      </w:pPr>
+      <w:rPr>
+        <w:rFonts w:ascii="Symbol" w:hAnsi="Symbol" w:hint="default"/>
+        <w:sz w:val="20"/>
+      </w:rPr>
+    </w:lvl>
+    <w:lvl w:ilvl="4" w:tentative="1">
+      <w:start w:val="1"/>
+      <w:numFmt w:val="bullet"/>
+      <w:lvlText w:val=""/>
+      <w:lvlJc w:val="left"/>
+      <w:pPr>
+        <w:tabs>
+          <w:tab w:val="num" w:pos="3600"/>
+        </w:tabs>
+        <w:ind w:left="3600" w:hanging="360"/>
+      </w:pPr>
+      <w:rPr>
+        <w:rFonts w:ascii="Symbol" w:hAnsi="Symbol" w:hint="default"/>
+        <w:sz w:val="20"/>
+      </w:rPr>
+    </w:lvl>
+    <w:lvl w:ilvl="5" w:tentative="1">
+      <w:start w:val="1"/>
+      <w:numFmt w:val="bullet"/>
+      <w:lvlText w:val=""/>
+      <w:lvlJc w:val="left"/>
+      <w:pPr>
+        <w:tabs>
+          <w:tab w:val="num" w:pos="4320"/>
+        </w:tabs>
+        <w:ind w:left="4320" w:hanging="360"/>
+      </w:pPr>
+      <w:rPr>
+        <w:rFonts w:ascii="Symbol" w:hAnsi="Symbol" w:hint="default"/>
+        <w:sz w:val="20"/>
+      </w:rPr>
+    </w:lvl>
+    <w:lvl w:ilvl="6" w:tentative="1">
+      <w:start w:val="1"/>
+      <w:numFmt w:val="bullet"/>
+      <w:lvlText w:val=""/>
+      <w:lvlJc w:val="left"/>
+      <w:pPr>
+        <w:tabs>
+          <w:tab w:val="num" w:pos="5040"/>
+        </w:tabs>
+        <w:ind w:left="5040" w:hanging="360"/>
+      </w:pPr>
+      <w:rPr>
+        <w:rFonts w:ascii="Symbol" w:hAnsi="Symbol" w:hint="default"/>
+        <w:sz w:val="20"/>
+      </w:rPr>
+    </w:lvl>
+    <w:lvl w:ilvl="7" w:tentative="1">
+      <w:start w:val="1"/>
+      <w:numFmt w:val="bullet"/>
+      <w:lvlText w:val=""/>
+      <w:lvlJc w:val="left"/>
+      <w:pPr>
+        <w:tabs>
+          <w:tab w:val="num" w:pos="5760"/>
+        </w:tabs>
+        <w:ind w:left="5760" w:hanging="360"/>
+      </w:pPr>
+      <w:rPr>
+        <w:rFonts w:ascii="Symbol" w:hAnsi="Symbol" w:hint="default"/>
+        <w:sz w:val="20"/>
+      </w:rPr>
+    </w:lvl>
+    <w:lvl w:ilvl="8" w:tentative="1">
+      <w:start w:val="1"/>
+      <w:numFmt w:val="bullet"/>
+      <w:lvlText w:val=""/>
+      <w:lvlJc w:val="left"/>
+      <w:pPr>
+        <w:tabs>
+          <w:tab w:val="num" w:pos="6480"/>
+        </w:tabs>
+        <w:ind w:left="6480" w:hanging="360"/>
+      </w:pPr>
+      <w:rPr>
+        <w:rFonts w:ascii="Symbol" w:hAnsi="Symbol" w:hint="default"/>
+        <w:sz w:val="20"/>
+      </w:rPr>
+    </w:lvl>
+  </w:abstractNum>
+  <w:abstractNum w:abstractNumId="17" w15:restartNumberingAfterBreak="0">
     <w:nsid w:val="412C0123"/>
     <w:multiLevelType w:val="multilevel"/>
     <w:tmpl w:val="8DF09FA6"/>
@@ -14260,7 +17199,7 @@
       </w:rPr>
     </w:lvl>
   </w:abstractNum>
-  <w:abstractNum w:abstractNumId="11" w15:restartNumberingAfterBreak="0">
+  <w:abstractNum w:abstractNumId="18" w15:restartNumberingAfterBreak="0">
     <w:nsid w:val="4359602A"/>
     <w:multiLevelType w:val="multilevel"/>
     <w:tmpl w:val="E206C2D2"/>
@@ -14373,7 +17312,7 @@
       </w:pPr>
     </w:lvl>
   </w:abstractNum>
-  <w:abstractNum w:abstractNumId="12" w15:restartNumberingAfterBreak="0">
+  <w:abstractNum w:abstractNumId="19" w15:restartNumberingAfterBreak="0">
     <w:nsid w:val="4E863A9A"/>
     <w:multiLevelType w:val="multilevel"/>
     <w:tmpl w:val="D37A935E"/>
@@ -14522,7 +17461,7 @@
       </w:rPr>
     </w:lvl>
   </w:abstractNum>
-  <w:abstractNum w:abstractNumId="13" w15:restartNumberingAfterBreak="0">
+  <w:abstractNum w:abstractNumId="20" w15:restartNumberingAfterBreak="0">
     <w:nsid w:val="4F3610B1"/>
     <w:multiLevelType w:val="multilevel"/>
     <w:tmpl w:val="21D08B36"/>
@@ -14671,7 +17610,156 @@
       </w:rPr>
     </w:lvl>
   </w:abstractNum>
-  <w:abstractNum w:abstractNumId="14" w15:restartNumberingAfterBreak="0">
+  <w:abstractNum w:abstractNumId="21" w15:restartNumberingAfterBreak="0">
+    <w:nsid w:val="52012D53"/>
+    <w:multiLevelType w:val="multilevel"/>
+    <w:tmpl w:val="26A84E14"/>
+    <w:lvl w:ilvl="0">
+      <w:start w:val="1"/>
+      <w:numFmt w:val="bullet"/>
+      <w:lvlText w:val=""/>
+      <w:lvlJc w:val="left"/>
+      <w:pPr>
+        <w:tabs>
+          <w:tab w:val="num" w:pos="720"/>
+        </w:tabs>
+        <w:ind w:left="720" w:hanging="360"/>
+      </w:pPr>
+      <w:rPr>
+        <w:rFonts w:ascii="Symbol" w:hAnsi="Symbol" w:hint="default"/>
+        <w:sz w:val="20"/>
+      </w:rPr>
+    </w:lvl>
+    <w:lvl w:ilvl="1">
+      <w:start w:val="1"/>
+      <w:numFmt w:val="bullet"/>
+      <w:lvlText w:val=""/>
+      <w:lvlJc w:val="left"/>
+      <w:pPr>
+        <w:tabs>
+          <w:tab w:val="num" w:pos="1440"/>
+        </w:tabs>
+        <w:ind w:left="1440" w:hanging="360"/>
+      </w:pPr>
+      <w:rPr>
+        <w:rFonts w:ascii="Symbol" w:hAnsi="Symbol" w:hint="default"/>
+        <w:sz w:val="20"/>
+      </w:rPr>
+    </w:lvl>
+    <w:lvl w:ilvl="2" w:tentative="1">
+      <w:start w:val="1"/>
+      <w:numFmt w:val="bullet"/>
+      <w:lvlText w:val=""/>
+      <w:lvlJc w:val="left"/>
+      <w:pPr>
+        <w:tabs>
+          <w:tab w:val="num" w:pos="2160"/>
+        </w:tabs>
+        <w:ind w:left="2160" w:hanging="360"/>
+      </w:pPr>
+      <w:rPr>
+        <w:rFonts w:ascii="Symbol" w:hAnsi="Symbol" w:hint="default"/>
+        <w:sz w:val="20"/>
+      </w:rPr>
+    </w:lvl>
+    <w:lvl w:ilvl="3" w:tentative="1">
+      <w:start w:val="1"/>
+      <w:numFmt w:val="bullet"/>
+      <w:lvlText w:val=""/>
+      <w:lvlJc w:val="left"/>
+      <w:pPr>
+        <w:tabs>
+          <w:tab w:val="num" w:pos="2880"/>
+        </w:tabs>
+        <w:ind w:left="2880" w:hanging="360"/>
+      </w:pPr>
+      <w:rPr>
+        <w:rFonts w:ascii="Symbol" w:hAnsi="Symbol" w:hint="default"/>
+        <w:sz w:val="20"/>
+      </w:rPr>
+    </w:lvl>
+    <w:lvl w:ilvl="4" w:tentative="1">
+      <w:start w:val="1"/>
+      <w:numFmt w:val="bullet"/>
+      <w:lvlText w:val=""/>
+      <w:lvlJc w:val="left"/>
+      <w:pPr>
+        <w:tabs>
+          <w:tab w:val="num" w:pos="3600"/>
+        </w:tabs>
+        <w:ind w:left="3600" w:hanging="360"/>
+      </w:pPr>
+      <w:rPr>
+        <w:rFonts w:ascii="Symbol" w:hAnsi="Symbol" w:hint="default"/>
+        <w:sz w:val="20"/>
+      </w:rPr>
+    </w:lvl>
+    <w:lvl w:ilvl="5" w:tentative="1">
+      <w:start w:val="1"/>
+      <w:numFmt w:val="bullet"/>
+      <w:lvlText w:val=""/>
+      <w:lvlJc w:val="left"/>
+      <w:pPr>
+        <w:tabs>
+          <w:tab w:val="num" w:pos="4320"/>
+        </w:tabs>
+        <w:ind w:left="4320" w:hanging="360"/>
+      </w:pPr>
+      <w:rPr>
+        <w:rFonts w:ascii="Symbol" w:hAnsi="Symbol" w:hint="default"/>
+        <w:sz w:val="20"/>
+      </w:rPr>
+    </w:lvl>
+    <w:lvl w:ilvl="6" w:tentative="1">
+      <w:start w:val="1"/>
+      <w:numFmt w:val="bullet"/>
+      <w:lvlText w:val=""/>
+      <w:lvlJc w:val="left"/>
+      <w:pPr>
+        <w:tabs>
+          <w:tab w:val="num" w:pos="5040"/>
+        </w:tabs>
+        <w:ind w:left="5040" w:hanging="360"/>
+      </w:pPr>
+      <w:rPr>
+        <w:rFonts w:ascii="Symbol" w:hAnsi="Symbol" w:hint="default"/>
+        <w:sz w:val="20"/>
+      </w:rPr>
+    </w:lvl>
+    <w:lvl w:ilvl="7" w:tentative="1">
+      <w:start w:val="1"/>
+      <w:numFmt w:val="bullet"/>
+      <w:lvlText w:val=""/>
+      <w:lvlJc w:val="left"/>
+      <w:pPr>
+        <w:tabs>
+          <w:tab w:val="num" w:pos="5760"/>
+        </w:tabs>
+        <w:ind w:left="5760" w:hanging="360"/>
+      </w:pPr>
+      <w:rPr>
+        <w:rFonts w:ascii="Symbol" w:hAnsi="Symbol" w:hint="default"/>
+        <w:sz w:val="20"/>
+      </w:rPr>
+    </w:lvl>
+    <w:lvl w:ilvl="8" w:tentative="1">
+      <w:start w:val="1"/>
+      <w:numFmt w:val="bullet"/>
+      <w:lvlText w:val=""/>
+      <w:lvlJc w:val="left"/>
+      <w:pPr>
+        <w:tabs>
+          <w:tab w:val="num" w:pos="6480"/>
+        </w:tabs>
+        <w:ind w:left="6480" w:hanging="360"/>
+      </w:pPr>
+      <w:rPr>
+        <w:rFonts w:ascii="Symbol" w:hAnsi="Symbol" w:hint="default"/>
+        <w:sz w:val="20"/>
+      </w:rPr>
+    </w:lvl>
+  </w:abstractNum>
+  <w:abstractNum w:abstractNumId="22" w15:restartNumberingAfterBreak="0">
     <w:nsid w:val="5BD829BE"/>
     <w:multiLevelType w:val="multilevel"/>
     <w:tmpl w:val="52304D54"/>
@@ -14820,7 +17908,7 @@
       </w:rPr>
     </w:lvl>
   </w:abstractNum>
-  <w:abstractNum w:abstractNumId="15" w15:restartNumberingAfterBreak="0">
+  <w:abstractNum w:abstractNumId="23" w15:restartNumberingAfterBreak="0">
     <w:nsid w:val="61E72857"/>
     <w:multiLevelType w:val="multilevel"/>
     <w:tmpl w:val="9578B66A"/>
@@ -14969,7 +18057,305 @@
       </w:rPr>
     </w:lvl>
   </w:abstractNum>
-  <w:abstractNum w:abstractNumId="16" w15:restartNumberingAfterBreak="0">
+  <w:abstractNum w:abstractNumId="24" w15:restartNumberingAfterBreak="0">
+    <w:nsid w:val="62E523E6"/>
+    <w:multiLevelType w:val="multilevel"/>
+    <w:tmpl w:val="B54A57FE"/>
+    <w:lvl w:ilvl="0">
+      <w:start w:val="1"/>
+      <w:numFmt w:val="bullet"/>
+      <w:lvlText w:val=""/>
+      <w:lvlJc w:val="left"/>
+      <w:pPr>
+        <w:tabs>
+          <w:tab w:val="num" w:pos="720"/>
+        </w:tabs>
+        <w:ind w:left="720" w:hanging="360"/>
+      </w:pPr>
+      <w:rPr>
+        <w:rFonts w:ascii="Symbol" w:hAnsi="Symbol" w:hint="default"/>
+        <w:sz w:val="20"/>
+      </w:rPr>
+    </w:lvl>
+    <w:lvl w:ilvl="1" w:tentative="1">
+      <w:start w:val="1"/>
+      <w:numFmt w:val="bullet"/>
+      <w:lvlText w:val=""/>
+      <w:lvlJc w:val="left"/>
+      <w:pPr>
+        <w:tabs>
+          <w:tab w:val="num" w:pos="1440"/>
+        </w:tabs>
+        <w:ind w:left="1440" w:hanging="360"/>
+      </w:pPr>
+      <w:rPr>
+        <w:rFonts w:ascii="Symbol" w:hAnsi="Symbol" w:hint="default"/>
+        <w:sz w:val="20"/>
+      </w:rPr>
+    </w:lvl>
+    <w:lvl w:ilvl="2" w:tentative="1">
+      <w:start w:val="1"/>
+      <w:numFmt w:val="bullet"/>
+      <w:lvlText w:val=""/>
+      <w:lvlJc w:val="left"/>
+      <w:pPr>
+        <w:tabs>
+          <w:tab w:val="num" w:pos="2160"/>
+        </w:tabs>
+        <w:ind w:left="2160" w:hanging="360"/>
+      </w:pPr>
+      <w:rPr>
+        <w:rFonts w:ascii="Symbol" w:hAnsi="Symbol" w:hint="default"/>
+        <w:sz w:val="20"/>
+      </w:rPr>
+    </w:lvl>
+    <w:lvl w:ilvl="3" w:tentative="1">
+      <w:start w:val="1"/>
+      <w:numFmt w:val="bullet"/>
+      <w:lvlText w:val=""/>
+      <w:lvlJc w:val="left"/>
+      <w:pPr>
+        <w:tabs>
+          <w:tab w:val="num" w:pos="2880"/>
+        </w:tabs>
+        <w:ind w:left="2880" w:hanging="360"/>
+      </w:pPr>
+      <w:rPr>
+        <w:rFonts w:ascii="Symbol" w:hAnsi="Symbol" w:hint="default"/>
+        <w:sz w:val="20"/>
+      </w:rPr>
+    </w:lvl>
+    <w:lvl w:ilvl="4" w:tentative="1">
+      <w:start w:val="1"/>
+      <w:numFmt w:val="bullet"/>
+      <w:lvlText w:val=""/>
+      <w:lvlJc w:val="left"/>
+      <w:pPr>
+        <w:tabs>
+          <w:tab w:val="num" w:pos="3600"/>
+        </w:tabs>
+        <w:ind w:left="3600" w:hanging="360"/>
+      </w:pPr>
+      <w:rPr>
+        <w:rFonts w:ascii="Symbol" w:hAnsi="Symbol" w:hint="default"/>
+        <w:sz w:val="20"/>
+      </w:rPr>
+    </w:lvl>
+    <w:lvl w:ilvl="5" w:tentative="1">
+      <w:start w:val="1"/>
+      <w:numFmt w:val="bullet"/>
+      <w:lvlText w:val=""/>
+      <w:lvlJc w:val="left"/>
+      <w:pPr>
+        <w:tabs>
+          <w:tab w:val="num" w:pos="4320"/>
+        </w:tabs>
+        <w:ind w:left="4320" w:hanging="360"/>
+      </w:pPr>
+      <w:rPr>
+        <w:rFonts w:ascii="Symbol" w:hAnsi="Symbol" w:hint="default"/>
+        <w:sz w:val="20"/>
+      </w:rPr>
+    </w:lvl>
+    <w:lvl w:ilvl="6" w:tentative="1">
+      <w:start w:val="1"/>
+      <w:numFmt w:val="bullet"/>
+      <w:lvlText w:val=""/>
+      <w:lvlJc w:val="left"/>
+      <w:pPr>
+        <w:tabs>
+          <w:tab w:val="num" w:pos="5040"/>
+        </w:tabs>
+        <w:ind w:left="5040" w:hanging="360"/>
+      </w:pPr>
+      <w:rPr>
+        <w:rFonts w:ascii="Symbol" w:hAnsi="Symbol" w:hint="default"/>
+        <w:sz w:val="20"/>
+      </w:rPr>
+    </w:lvl>
+    <w:lvl w:ilvl="7" w:tentative="1">
+      <w:start w:val="1"/>
+      <w:numFmt w:val="bullet"/>
+      <w:lvlText w:val=""/>
+      <w:lvlJc w:val="left"/>
+      <w:pPr>
+        <w:tabs>
+          <w:tab w:val="num" w:pos="5760"/>
+        </w:tabs>
+        <w:ind w:left="5760" w:hanging="360"/>
+      </w:pPr>
+      <w:rPr>
+        <w:rFonts w:ascii="Symbol" w:hAnsi="Symbol" w:hint="default"/>
+        <w:sz w:val="20"/>
+      </w:rPr>
+    </w:lvl>
+    <w:lvl w:ilvl="8" w:tentative="1">
+      <w:start w:val="1"/>
+      <w:numFmt w:val="bullet"/>
+      <w:lvlText w:val=""/>
+      <w:lvlJc w:val="left"/>
+      <w:pPr>
+        <w:tabs>
+          <w:tab w:val="num" w:pos="6480"/>
+        </w:tabs>
+        <w:ind w:left="6480" w:hanging="360"/>
+      </w:pPr>
+      <w:rPr>
+        <w:rFonts w:ascii="Symbol" w:hAnsi="Symbol" w:hint="default"/>
+        <w:sz w:val="20"/>
+      </w:rPr>
+    </w:lvl>
+  </w:abstractNum>
+  <w:abstractNum w:abstractNumId="25" w15:restartNumberingAfterBreak="0">
+    <w:nsid w:val="6A337F02"/>
+    <w:multiLevelType w:val="multilevel"/>
+    <w:tmpl w:val="6BB0957A"/>
+    <w:lvl w:ilvl="0">
+      <w:start w:val="1"/>
+      <w:numFmt w:val="bullet"/>
+      <w:lvlText w:val=""/>
+      <w:lvlJc w:val="left"/>
+      <w:pPr>
+        <w:tabs>
+          <w:tab w:val="num" w:pos="720"/>
+        </w:tabs>
+        <w:ind w:left="720" w:hanging="360"/>
+      </w:pPr>
+      <w:rPr>
+        <w:rFonts w:ascii="Symbol" w:hAnsi="Symbol" w:hint="default"/>
+        <w:sz w:val="20"/>
+      </w:rPr>
+    </w:lvl>
+    <w:lvl w:ilvl="1" w:tentative="1">
+      <w:start w:val="1"/>
+      <w:numFmt w:val="bullet"/>
+      <w:lvlText w:val=""/>
+      <w:lvlJc w:val="left"/>
+      <w:pPr>
+        <w:tabs>
+          <w:tab w:val="num" w:pos="1440"/>
+        </w:tabs>
+        <w:ind w:left="1440" w:hanging="360"/>
+      </w:pPr>
+      <w:rPr>
+        <w:rFonts w:ascii="Symbol" w:hAnsi="Symbol" w:hint="default"/>
+        <w:sz w:val="20"/>
+      </w:rPr>
+    </w:lvl>
+    <w:lvl w:ilvl="2" w:tentative="1">
+      <w:start w:val="1"/>
+      <w:numFmt w:val="bullet"/>
+      <w:lvlText w:val=""/>
+      <w:lvlJc w:val="left"/>
+      <w:pPr>
+        <w:tabs>
+          <w:tab w:val="num" w:pos="2160"/>
+        </w:tabs>
+        <w:ind w:left="2160" w:hanging="360"/>
+      </w:pPr>
+      <w:rPr>
+        <w:rFonts w:ascii="Symbol" w:hAnsi="Symbol" w:hint="default"/>
+        <w:sz w:val="20"/>
+      </w:rPr>
+    </w:lvl>
+    <w:lvl w:ilvl="3" w:tentative="1">
+      <w:start w:val="1"/>
+      <w:numFmt w:val="bullet"/>
+      <w:lvlText w:val=""/>
+      <w:lvlJc w:val="left"/>
+      <w:pPr>
+        <w:tabs>
+          <w:tab w:val="num" w:pos="2880"/>
+        </w:tabs>
+        <w:ind w:left="2880" w:hanging="360"/>
+      </w:pPr>
+      <w:rPr>
+        <w:rFonts w:ascii="Symbol" w:hAnsi="Symbol" w:hint="default"/>
+        <w:sz w:val="20"/>
+      </w:rPr>
+    </w:lvl>
+    <w:lvl w:ilvl="4" w:tentative="1">
+      <w:start w:val="1"/>
+      <w:numFmt w:val="bullet"/>
+      <w:lvlText w:val=""/>
+      <w:lvlJc w:val="left"/>
+      <w:pPr>
+        <w:tabs>
+          <w:tab w:val="num" w:pos="3600"/>
+        </w:tabs>
+        <w:ind w:left="3600" w:hanging="360"/>
+      </w:pPr>
+      <w:rPr>
+        <w:rFonts w:ascii="Symbol" w:hAnsi="Symbol" w:hint="default"/>
+        <w:sz w:val="20"/>
+      </w:rPr>
+    </w:lvl>
+    <w:lvl w:ilvl="5" w:tentative="1">
+      <w:start w:val="1"/>
+      <w:numFmt w:val="bullet"/>
+      <w:lvlText w:val=""/>
+      <w:lvlJc w:val="left"/>
+      <w:pPr>
+        <w:tabs>
+          <w:tab w:val="num" w:pos="4320"/>
+        </w:tabs>
+        <w:ind w:left="4320" w:hanging="360"/>
+      </w:pPr>
+      <w:rPr>
+        <w:rFonts w:ascii="Symbol" w:hAnsi="Symbol" w:hint="default"/>
+        <w:sz w:val="20"/>
+      </w:rPr>
+    </w:lvl>
+    <w:lvl w:ilvl="6" w:tentative="1">
+      <w:start w:val="1"/>
+      <w:numFmt w:val="bullet"/>
+      <w:lvlText w:val=""/>
+      <w:lvlJc w:val="left"/>
+      <w:pPr>
+        <w:tabs>
+          <w:tab w:val="num" w:pos="5040"/>
+        </w:tabs>
+        <w:ind w:left="5040" w:hanging="360"/>
+      </w:pPr>
+      <w:rPr>
+        <w:rFonts w:ascii="Symbol" w:hAnsi="Symbol" w:hint="default"/>
+        <w:sz w:val="20"/>
+      </w:rPr>
+    </w:lvl>
+    <w:lvl w:ilvl="7" w:tentative="1">
+      <w:start w:val="1"/>
+      <w:numFmt w:val="bullet"/>
+      <w:lvlText w:val=""/>
+      <w:lvlJc w:val="left"/>
+      <w:pPr>
+        <w:tabs>
+          <w:tab w:val="num" w:pos="5760"/>
+        </w:tabs>
+        <w:ind w:left="5760" w:hanging="360"/>
+      </w:pPr>
+      <w:rPr>
+        <w:rFonts w:ascii="Symbol" w:hAnsi="Symbol" w:hint="default"/>
+        <w:sz w:val="20"/>
+      </w:rPr>
+    </w:lvl>
+    <w:lvl w:ilvl="8" w:tentative="1">
+      <w:start w:val="1"/>
+      <w:numFmt w:val="bullet"/>
+      <w:lvlText w:val=""/>
+      <w:lvlJc w:val="left"/>
+      <w:pPr>
+        <w:tabs>
+          <w:tab w:val="num" w:pos="6480"/>
+        </w:tabs>
+        <w:ind w:left="6480" w:hanging="360"/>
+      </w:pPr>
+      <w:rPr>
+        <w:rFonts w:ascii="Symbol" w:hAnsi="Symbol" w:hint="default"/>
+        <w:sz w:val="20"/>
+      </w:rPr>
+    </w:lvl>
+  </w:abstractNum>
+  <w:abstractNum w:abstractNumId="26" w15:restartNumberingAfterBreak="0">
     <w:nsid w:val="6AFE671C"/>
     <w:multiLevelType w:val="multilevel"/>
     <w:tmpl w:val="E3FE2CF8"/>
@@ -15118,7 +18504,156 @@
       </w:rPr>
     </w:lvl>
   </w:abstractNum>
-  <w:abstractNum w:abstractNumId="17" w15:restartNumberingAfterBreak="0">
+  <w:abstractNum w:abstractNumId="27" w15:restartNumberingAfterBreak="0">
+    <w:nsid w:val="6B225348"/>
+    <w:multiLevelType w:val="multilevel"/>
+    <w:tmpl w:val="7CD8FA80"/>
+    <w:lvl w:ilvl="0">
+      <w:start w:val="1"/>
+      <w:numFmt w:val="bullet"/>
+      <w:lvlText w:val=""/>
+      <w:lvlJc w:val="left"/>
+      <w:pPr>
+        <w:tabs>
+          <w:tab w:val="num" w:pos="720"/>
+        </w:tabs>
+        <w:ind w:left="720" w:hanging="360"/>
+      </w:pPr>
+      <w:rPr>
+        <w:rFonts w:ascii="Symbol" w:hAnsi="Symbol" w:hint="default"/>
+        <w:sz w:val="20"/>
+      </w:rPr>
+    </w:lvl>
+    <w:lvl w:ilvl="1" w:tentative="1">
+      <w:start w:val="1"/>
+      <w:numFmt w:val="bullet"/>
+      <w:lvlText w:val=""/>
+      <w:lvlJc w:val="left"/>
+      <w:pPr>
+        <w:tabs>
+          <w:tab w:val="num" w:pos="1440"/>
+        </w:tabs>
+        <w:ind w:left="1440" w:hanging="360"/>
+      </w:pPr>
+      <w:rPr>
+        <w:rFonts w:ascii="Symbol" w:hAnsi="Symbol" w:hint="default"/>
+        <w:sz w:val="20"/>
+      </w:rPr>
+    </w:lvl>
+    <w:lvl w:ilvl="2" w:tentative="1">
+      <w:start w:val="1"/>
+      <w:numFmt w:val="bullet"/>
+      <w:lvlText w:val=""/>
+      <w:lvlJc w:val="left"/>
+      <w:pPr>
+        <w:tabs>
+          <w:tab w:val="num" w:pos="2160"/>
+        </w:tabs>
+        <w:ind w:left="2160" w:hanging="360"/>
+      </w:pPr>
+      <w:rPr>
+        <w:rFonts w:ascii="Symbol" w:hAnsi="Symbol" w:hint="default"/>
+        <w:sz w:val="20"/>
+      </w:rPr>
+    </w:lvl>
+    <w:lvl w:ilvl="3" w:tentative="1">
+      <w:start w:val="1"/>
+      <w:numFmt w:val="bullet"/>
+      <w:lvlText w:val=""/>
+      <w:lvlJc w:val="left"/>
+      <w:pPr>
+        <w:tabs>
+          <w:tab w:val="num" w:pos="2880"/>
+        </w:tabs>
+        <w:ind w:left="2880" w:hanging="360"/>
+      </w:pPr>
+      <w:rPr>
+        <w:rFonts w:ascii="Symbol" w:hAnsi="Symbol" w:hint="default"/>
+        <w:sz w:val="20"/>
+      </w:rPr>
+    </w:lvl>
+    <w:lvl w:ilvl="4" w:tentative="1">
+      <w:start w:val="1"/>
+      <w:numFmt w:val="bullet"/>
+      <w:lvlText w:val=""/>
+      <w:lvlJc w:val="left"/>
+      <w:pPr>
+        <w:tabs>
+          <w:tab w:val="num" w:pos="3600"/>
+        </w:tabs>
+        <w:ind w:left="3600" w:hanging="360"/>
+      </w:pPr>
+      <w:rPr>
+        <w:rFonts w:ascii="Symbol" w:hAnsi="Symbol" w:hint="default"/>
+        <w:sz w:val="20"/>
+      </w:rPr>
+    </w:lvl>
+    <w:lvl w:ilvl="5" w:tentative="1">
+      <w:start w:val="1"/>
+      <w:numFmt w:val="bullet"/>
+      <w:lvlText w:val=""/>
+      <w:lvlJc w:val="left"/>
+      <w:pPr>
+        <w:tabs>
+          <w:tab w:val="num" w:pos="4320"/>
+        </w:tabs>
+        <w:ind w:left="4320" w:hanging="360"/>
+      </w:pPr>
+      <w:rPr>
+        <w:rFonts w:ascii="Symbol" w:hAnsi="Symbol" w:hint="default"/>
+        <w:sz w:val="20"/>
+      </w:rPr>
+    </w:lvl>
+    <w:lvl w:ilvl="6" w:tentative="1">
+      <w:start w:val="1"/>
+      <w:numFmt w:val="bullet"/>
+      <w:lvlText w:val=""/>
+      <w:lvlJc w:val="left"/>
+      <w:pPr>
+        <w:tabs>
+          <w:tab w:val="num" w:pos="5040"/>
+        </w:tabs>
+        <w:ind w:left="5040" w:hanging="360"/>
+      </w:pPr>
+      <w:rPr>
+        <w:rFonts w:ascii="Symbol" w:hAnsi="Symbol" w:hint="default"/>
+        <w:sz w:val="20"/>
+      </w:rPr>
+    </w:lvl>
+    <w:lvl w:ilvl="7" w:tentative="1">
+      <w:start w:val="1"/>
+      <w:numFmt w:val="bullet"/>
+      <w:lvlText w:val=""/>
+      <w:lvlJc w:val="left"/>
+      <w:pPr>
+        <w:tabs>
+          <w:tab w:val="num" w:pos="5760"/>
+        </w:tabs>
+        <w:ind w:left="5760" w:hanging="360"/>
+      </w:pPr>
+      <w:rPr>
+        <w:rFonts w:ascii="Symbol" w:hAnsi="Symbol" w:hint="default"/>
+        <w:sz w:val="20"/>
+      </w:rPr>
+    </w:lvl>
+    <w:lvl w:ilvl="8" w:tentative="1">
+      <w:start w:val="1"/>
+      <w:numFmt w:val="bullet"/>
+      <w:lvlText w:val=""/>
+      <w:lvlJc w:val="left"/>
+      <w:pPr>
+        <w:tabs>
+          <w:tab w:val="num" w:pos="6480"/>
+        </w:tabs>
+        <w:ind w:left="6480" w:hanging="360"/>
+      </w:pPr>
+      <w:rPr>
+        <w:rFonts w:ascii="Symbol" w:hAnsi="Symbol" w:hint="default"/>
+        <w:sz w:val="20"/>
+      </w:rPr>
+    </w:lvl>
+  </w:abstractNum>
+  <w:abstractNum w:abstractNumId="28" w15:restartNumberingAfterBreak="0">
     <w:nsid w:val="6CBF24B2"/>
     <w:multiLevelType w:val="multilevel"/>
     <w:tmpl w:val="D6260A78"/>
@@ -15267,7 +18802,7 @@
       </w:rPr>
     </w:lvl>
   </w:abstractNum>
-  <w:abstractNum w:abstractNumId="18" w15:restartNumberingAfterBreak="0">
+  <w:abstractNum w:abstractNumId="29" w15:restartNumberingAfterBreak="0">
     <w:nsid w:val="743437CF"/>
     <w:multiLevelType w:val="multilevel"/>
     <w:tmpl w:val="6CAA55F4"/>
@@ -15416,7 +18951,7 @@
       </w:rPr>
     </w:lvl>
   </w:abstractNum>
-  <w:abstractNum w:abstractNumId="19" w15:restartNumberingAfterBreak="0">
+  <w:abstractNum w:abstractNumId="30" w15:restartNumberingAfterBreak="0">
     <w:nsid w:val="75102DFB"/>
     <w:multiLevelType w:val="multilevel"/>
     <w:tmpl w:val="8348DDBE"/>
@@ -15565,7 +19100,156 @@
       </w:rPr>
     </w:lvl>
   </w:abstractNum>
-  <w:abstractNum w:abstractNumId="20" w15:restartNumberingAfterBreak="0">
+  <w:abstractNum w:abstractNumId="31" w15:restartNumberingAfterBreak="0">
+    <w:nsid w:val="771A7338"/>
+    <w:multiLevelType w:val="multilevel"/>
+    <w:tmpl w:val="E0666800"/>
+    <w:lvl w:ilvl="0">
+      <w:start w:val="1"/>
+      <w:numFmt w:val="bullet"/>
+      <w:lvlText w:val=""/>
+      <w:lvlJc w:val="left"/>
+      <w:pPr>
+        <w:tabs>
+          <w:tab w:val="num" w:pos="720"/>
+        </w:tabs>
+        <w:ind w:left="720" w:hanging="360"/>
+      </w:pPr>
+      <w:rPr>
+        <w:rFonts w:ascii="Symbol" w:hAnsi="Symbol" w:hint="default"/>
+        <w:sz w:val="20"/>
+      </w:rPr>
+    </w:lvl>
+    <w:lvl w:ilvl="1" w:tentative="1">
+      <w:start w:val="1"/>
+      <w:numFmt w:val="bullet"/>
+      <w:lvlText w:val=""/>
+      <w:lvlJc w:val="left"/>
+      <w:pPr>
+        <w:tabs>
+          <w:tab w:val="num" w:pos="1440"/>
+        </w:tabs>
+        <w:ind w:left="1440" w:hanging="360"/>
+      </w:pPr>
+      <w:rPr>
+        <w:rFonts w:ascii="Symbol" w:hAnsi="Symbol" w:hint="default"/>
+        <w:sz w:val="20"/>
+      </w:rPr>
+    </w:lvl>
+    <w:lvl w:ilvl="2" w:tentative="1">
+      <w:start w:val="1"/>
+      <w:numFmt w:val="bullet"/>
+      <w:lvlText w:val=""/>
+      <w:lvlJc w:val="left"/>
+      <w:pPr>
+        <w:tabs>
+          <w:tab w:val="num" w:pos="2160"/>
+        </w:tabs>
+        <w:ind w:left="2160" w:hanging="360"/>
+      </w:pPr>
+      <w:rPr>
+        <w:rFonts w:ascii="Symbol" w:hAnsi="Symbol" w:hint="default"/>
+        <w:sz w:val="20"/>
+      </w:rPr>
+    </w:lvl>
+    <w:lvl w:ilvl="3" w:tentative="1">
+      <w:start w:val="1"/>
+      <w:numFmt w:val="bullet"/>
+      <w:lvlText w:val=""/>
+      <w:lvlJc w:val="left"/>
+      <w:pPr>
+        <w:tabs>
+          <w:tab w:val="num" w:pos="2880"/>
+        </w:tabs>
+        <w:ind w:left="2880" w:hanging="360"/>
+      </w:pPr>
+      <w:rPr>
+        <w:rFonts w:ascii="Symbol" w:hAnsi="Symbol" w:hint="default"/>
+        <w:sz w:val="20"/>
+      </w:rPr>
+    </w:lvl>
+    <w:lvl w:ilvl="4" w:tentative="1">
+      <w:start w:val="1"/>
+      <w:numFmt w:val="bullet"/>
+      <w:lvlText w:val=""/>
+      <w:lvlJc w:val="left"/>
+      <w:pPr>
+        <w:tabs>
+          <w:tab w:val="num" w:pos="3600"/>
+        </w:tabs>
+        <w:ind w:left="3600" w:hanging="360"/>
+      </w:pPr>
+      <w:rPr>
+        <w:rFonts w:ascii="Symbol" w:hAnsi="Symbol" w:hint="default"/>
+        <w:sz w:val="20"/>
+      </w:rPr>
+    </w:lvl>
+    <w:lvl w:ilvl="5" w:tentative="1">
+      <w:start w:val="1"/>
+      <w:numFmt w:val="bullet"/>
+      <w:lvlText w:val=""/>
+      <w:lvlJc w:val="left"/>
+      <w:pPr>
+        <w:tabs>
+          <w:tab w:val="num" w:pos="4320"/>
+        </w:tabs>
+        <w:ind w:left="4320" w:hanging="360"/>
+      </w:pPr>
+      <w:rPr>
+        <w:rFonts w:ascii="Symbol" w:hAnsi="Symbol" w:hint="default"/>
+        <w:sz w:val="20"/>
+      </w:rPr>
+    </w:lvl>
+    <w:lvl w:ilvl="6" w:tentative="1">
+      <w:start w:val="1"/>
+      <w:numFmt w:val="bullet"/>
+      <w:lvlText w:val=""/>
+      <w:lvlJc w:val="left"/>
+      <w:pPr>
+        <w:tabs>
+          <w:tab w:val="num" w:pos="5040"/>
+        </w:tabs>
+        <w:ind w:left="5040" w:hanging="360"/>
+      </w:pPr>
+      <w:rPr>
+        <w:rFonts w:ascii="Symbol" w:hAnsi="Symbol" w:hint="default"/>
+        <w:sz w:val="20"/>
+      </w:rPr>
+    </w:lvl>
+    <w:lvl w:ilvl="7" w:tentative="1">
+      <w:start w:val="1"/>
+      <w:numFmt w:val="bullet"/>
+      <w:lvlText w:val=""/>
+      <w:lvlJc w:val="left"/>
+      <w:pPr>
+        <w:tabs>
+          <w:tab w:val="num" w:pos="5760"/>
+        </w:tabs>
+        <w:ind w:left="5760" w:hanging="360"/>
+      </w:pPr>
+      <w:rPr>
+        <w:rFonts w:ascii="Symbol" w:hAnsi="Symbol" w:hint="default"/>
+        <w:sz w:val="20"/>
+      </w:rPr>
+    </w:lvl>
+    <w:lvl w:ilvl="8" w:tentative="1">
+      <w:start w:val="1"/>
+      <w:numFmt w:val="bullet"/>
+      <w:lvlText w:val=""/>
+      <w:lvlJc w:val="left"/>
+      <w:pPr>
+        <w:tabs>
+          <w:tab w:val="num" w:pos="6480"/>
+        </w:tabs>
+        <w:ind w:left="6480" w:hanging="360"/>
+      </w:pPr>
+      <w:rPr>
+        <w:rFonts w:ascii="Symbol" w:hAnsi="Symbol" w:hint="default"/>
+        <w:sz w:val="20"/>
+      </w:rPr>
+    </w:lvl>
+  </w:abstractNum>
+  <w:abstractNum w:abstractNumId="32" w15:restartNumberingAfterBreak="0">
     <w:nsid w:val="772773E1"/>
     <w:multiLevelType w:val="multilevel"/>
     <w:tmpl w:val="992E0846"/>
@@ -15714,7 +19398,7 @@
       </w:rPr>
     </w:lvl>
   </w:abstractNum>
-  <w:abstractNum w:abstractNumId="21" w15:restartNumberingAfterBreak="0">
+  <w:abstractNum w:abstractNumId="33" w15:restartNumberingAfterBreak="0">
     <w:nsid w:val="782A2439"/>
     <w:multiLevelType w:val="multilevel"/>
     <w:tmpl w:val="CD3649E8"/>
@@ -15863,7 +19547,7 @@
       </w:rPr>
     </w:lvl>
   </w:abstractNum>
-  <w:abstractNum w:abstractNumId="22" w15:restartNumberingAfterBreak="0">
+  <w:abstractNum w:abstractNumId="34" w15:restartNumberingAfterBreak="0">
     <w:nsid w:val="798A648E"/>
     <w:multiLevelType w:val="multilevel"/>
     <w:tmpl w:val="E08029CA"/>
@@ -16012,7 +19696,7 @@
       </w:rPr>
     </w:lvl>
   </w:abstractNum>
-  <w:abstractNum w:abstractNumId="23" w15:restartNumberingAfterBreak="0">
+  <w:abstractNum w:abstractNumId="35" w15:restartNumberingAfterBreak="0">
     <w:nsid w:val="7C62125C"/>
     <w:multiLevelType w:val="multilevel"/>
     <w:tmpl w:val="E9063494"/>
@@ -16161,7 +19845,156 @@
       </w:rPr>
     </w:lvl>
   </w:abstractNum>
-  <w:abstractNum w:abstractNumId="24" w15:restartNumberingAfterBreak="0">
+  <w:abstractNum w:abstractNumId="36" w15:restartNumberingAfterBreak="0">
+    <w:nsid w:val="7E6E120C"/>
+    <w:multiLevelType w:val="multilevel"/>
+    <w:tmpl w:val="249CD48E"/>
+    <w:lvl w:ilvl="0">
+      <w:start w:val="1"/>
+      <w:numFmt w:val="bullet"/>
+      <w:lvlText w:val=""/>
+      <w:lvlJc w:val="left"/>
+      <w:pPr>
+        <w:tabs>
+          <w:tab w:val="num" w:pos="720"/>
+        </w:tabs>
+        <w:ind w:left="720" w:hanging="360"/>
+      </w:pPr>
+      <w:rPr>
+        <w:rFonts w:ascii="Symbol" w:hAnsi="Symbol" w:hint="default"/>
+        <w:sz w:val="20"/>
+      </w:rPr>
+    </w:lvl>
+    <w:lvl w:ilvl="1" w:tentative="1">
+      <w:start w:val="1"/>
+      <w:numFmt w:val="bullet"/>
+      <w:lvlText w:val=""/>
+      <w:lvlJc w:val="left"/>
+      <w:pPr>
+        <w:tabs>
+          <w:tab w:val="num" w:pos="1440"/>
+        </w:tabs>
+        <w:ind w:left="1440" w:hanging="360"/>
+      </w:pPr>
+      <w:rPr>
+        <w:rFonts w:ascii="Symbol" w:hAnsi="Symbol" w:hint="default"/>
+        <w:sz w:val="20"/>
+      </w:rPr>
+    </w:lvl>
+    <w:lvl w:ilvl="2" w:tentative="1">
+      <w:start w:val="1"/>
+      <w:numFmt w:val="bullet"/>
+      <w:lvlText w:val=""/>
+      <w:lvlJc w:val="left"/>
+      <w:pPr>
+        <w:tabs>
+          <w:tab w:val="num" w:pos="2160"/>
+        </w:tabs>
+        <w:ind w:left="2160" w:hanging="360"/>
+      </w:pPr>
+      <w:rPr>
+        <w:rFonts w:ascii="Symbol" w:hAnsi="Symbol" w:hint="default"/>
+        <w:sz w:val="20"/>
+      </w:rPr>
+    </w:lvl>
+    <w:lvl w:ilvl="3" w:tentative="1">
+      <w:start w:val="1"/>
+      <w:numFmt w:val="bullet"/>
+      <w:lvlText w:val=""/>
+      <w:lvlJc w:val="left"/>
+      <w:pPr>
+        <w:tabs>
+          <w:tab w:val="num" w:pos="2880"/>
+        </w:tabs>
+        <w:ind w:left="2880" w:hanging="360"/>
+      </w:pPr>
+      <w:rPr>
+        <w:rFonts w:ascii="Symbol" w:hAnsi="Symbol" w:hint="default"/>
+        <w:sz w:val="20"/>
+      </w:rPr>
+    </w:lvl>
+    <w:lvl w:ilvl="4" w:tentative="1">
+      <w:start w:val="1"/>
+      <w:numFmt w:val="bullet"/>
+      <w:lvlText w:val=""/>
+      <w:lvlJc w:val="left"/>
+      <w:pPr>
+        <w:tabs>
+          <w:tab w:val="num" w:pos="3600"/>
+        </w:tabs>
+        <w:ind w:left="3600" w:hanging="360"/>
+      </w:pPr>
+      <w:rPr>
+        <w:rFonts w:ascii="Symbol" w:hAnsi="Symbol" w:hint="default"/>
+        <w:sz w:val="20"/>
+      </w:rPr>
+    </w:lvl>
+    <w:lvl w:ilvl="5" w:tentative="1">
+      <w:start w:val="1"/>
+      <w:numFmt w:val="bullet"/>
+      <w:lvlText w:val=""/>
+      <w:lvlJc w:val="left"/>
+      <w:pPr>
+        <w:tabs>
+          <w:tab w:val="num" w:pos="4320"/>
+        </w:tabs>
+        <w:ind w:left="4320" w:hanging="360"/>
+      </w:pPr>
+      <w:rPr>
+        <w:rFonts w:ascii="Symbol" w:hAnsi="Symbol" w:hint="default"/>
+        <w:sz w:val="20"/>
+      </w:rPr>
+    </w:lvl>
+    <w:lvl w:ilvl="6" w:tentative="1">
+      <w:start w:val="1"/>
+      <w:numFmt w:val="bullet"/>
+      <w:lvlText w:val=""/>
+      <w:lvlJc w:val="left"/>
+      <w:pPr>
+        <w:tabs>
+          <w:tab w:val="num" w:pos="5040"/>
+        </w:tabs>
+        <w:ind w:left="5040" w:hanging="360"/>
+      </w:pPr>
+      <w:rPr>
+        <w:rFonts w:ascii="Symbol" w:hAnsi="Symbol" w:hint="default"/>
+        <w:sz w:val="20"/>
+      </w:rPr>
+    </w:lvl>
+    <w:lvl w:ilvl="7" w:tentative="1">
+      <w:start w:val="1"/>
+      <w:numFmt w:val="bullet"/>
+      <w:lvlText w:val=""/>
+      <w:lvlJc w:val="left"/>
+      <w:pPr>
+        <w:tabs>
+          <w:tab w:val="num" w:pos="5760"/>
+        </w:tabs>
+        <w:ind w:left="5760" w:hanging="360"/>
+      </w:pPr>
+      <w:rPr>
+        <w:rFonts w:ascii="Symbol" w:hAnsi="Symbol" w:hint="default"/>
+        <w:sz w:val="20"/>
+      </w:rPr>
+    </w:lvl>
+    <w:lvl w:ilvl="8" w:tentative="1">
+      <w:start w:val="1"/>
+      <w:numFmt w:val="bullet"/>
+      <w:lvlText w:val=""/>
+      <w:lvlJc w:val="left"/>
+      <w:pPr>
+        <w:tabs>
+          <w:tab w:val="num" w:pos="6480"/>
+        </w:tabs>
+        <w:ind w:left="6480" w:hanging="360"/>
+      </w:pPr>
+      <w:rPr>
+        <w:rFonts w:ascii="Symbol" w:hAnsi="Symbol" w:hint="default"/>
+        <w:sz w:val="20"/>
+      </w:rPr>
+    </w:lvl>
+  </w:abstractNum>
+  <w:abstractNum w:abstractNumId="37" w15:restartNumberingAfterBreak="0">
     <w:nsid w:val="7EE20320"/>
     <w:multiLevelType w:val="multilevel"/>
     <w:tmpl w:val="08A4ECB8"/>
@@ -16278,7 +20111,7 @@
       </w:pPr>
     </w:lvl>
   </w:abstractNum>
-  <w:abstractNum w:abstractNumId="25" w15:restartNumberingAfterBreak="0">
+  <w:abstractNum w:abstractNumId="38" w15:restartNumberingAfterBreak="0">
     <w:nsid w:val="7EF72233"/>
     <w:multiLevelType w:val="multilevel"/>
     <w:tmpl w:val="8052470E"/>
@@ -16391,83 +20224,274 @@
       </w:pPr>
     </w:lvl>
   </w:abstractNum>
+  <w:abstractNum w:abstractNumId="39" w15:restartNumberingAfterBreak="0">
+    <w:nsid w:val="7F471A89"/>
+    <w:multiLevelType w:val="multilevel"/>
+    <w:tmpl w:val="3FBA4518"/>
+    <w:lvl w:ilvl="0">
+      <w:start w:val="1"/>
+      <w:numFmt w:val="bullet"/>
+      <w:lvlText w:val=""/>
+      <w:lvlJc w:val="left"/>
+      <w:pPr>
+        <w:tabs>
+          <w:tab w:val="num" w:pos="720"/>
+        </w:tabs>
+        <w:ind w:left="720" w:hanging="360"/>
+      </w:pPr>
+      <w:rPr>
+        <w:rFonts w:ascii="Symbol" w:hAnsi="Symbol" w:hint="default"/>
+        <w:sz w:val="20"/>
+      </w:rPr>
+    </w:lvl>
+    <w:lvl w:ilvl="1" w:tentative="1">
+      <w:start w:val="1"/>
+      <w:numFmt w:val="bullet"/>
+      <w:lvlText w:val=""/>
+      <w:lvlJc w:val="left"/>
+      <w:pPr>
+        <w:tabs>
+          <w:tab w:val="num" w:pos="1440"/>
+        </w:tabs>
+        <w:ind w:left="1440" w:hanging="360"/>
+      </w:pPr>
+      <w:rPr>
+        <w:rFonts w:ascii="Symbol" w:hAnsi="Symbol" w:hint="default"/>
+        <w:sz w:val="20"/>
+      </w:rPr>
+    </w:lvl>
+    <w:lvl w:ilvl="2" w:tentative="1">
+      <w:start w:val="1"/>
+      <w:numFmt w:val="bullet"/>
+      <w:lvlText w:val=""/>
+      <w:lvlJc w:val="left"/>
+      <w:pPr>
+        <w:tabs>
+          <w:tab w:val="num" w:pos="2160"/>
+        </w:tabs>
+        <w:ind w:left="2160" w:hanging="360"/>
+      </w:pPr>
+      <w:rPr>
+        <w:rFonts w:ascii="Symbol" w:hAnsi="Symbol" w:hint="default"/>
+        <w:sz w:val="20"/>
+      </w:rPr>
+    </w:lvl>
+    <w:lvl w:ilvl="3" w:tentative="1">
+      <w:start w:val="1"/>
+      <w:numFmt w:val="bullet"/>
+      <w:lvlText w:val=""/>
+      <w:lvlJc w:val="left"/>
+      <w:pPr>
+        <w:tabs>
+          <w:tab w:val="num" w:pos="2880"/>
+        </w:tabs>
+        <w:ind w:left="2880" w:hanging="360"/>
+      </w:pPr>
+      <w:rPr>
+        <w:rFonts w:ascii="Symbol" w:hAnsi="Symbol" w:hint="default"/>
+        <w:sz w:val="20"/>
+      </w:rPr>
+    </w:lvl>
+    <w:lvl w:ilvl="4" w:tentative="1">
+      <w:start w:val="1"/>
+      <w:numFmt w:val="bullet"/>
+      <w:lvlText w:val=""/>
+      <w:lvlJc w:val="left"/>
+      <w:pPr>
+        <w:tabs>
+          <w:tab w:val="num" w:pos="3600"/>
+        </w:tabs>
+        <w:ind w:left="3600" w:hanging="360"/>
+      </w:pPr>
+      <w:rPr>
+        <w:rFonts w:ascii="Symbol" w:hAnsi="Symbol" w:hint="default"/>
+        <w:sz w:val="20"/>
+      </w:rPr>
+    </w:lvl>
+    <w:lvl w:ilvl="5" w:tentative="1">
+      <w:start w:val="1"/>
+      <w:numFmt w:val="bullet"/>
+      <w:lvlText w:val=""/>
+      <w:lvlJc w:val="left"/>
+      <w:pPr>
+        <w:tabs>
+          <w:tab w:val="num" w:pos="4320"/>
+        </w:tabs>
+        <w:ind w:left="4320" w:hanging="360"/>
+      </w:pPr>
+      <w:rPr>
+        <w:rFonts w:ascii="Symbol" w:hAnsi="Symbol" w:hint="default"/>
+        <w:sz w:val="20"/>
+      </w:rPr>
+    </w:lvl>
+    <w:lvl w:ilvl="6" w:tentative="1">
+      <w:start w:val="1"/>
+      <w:numFmt w:val="bullet"/>
+      <w:lvlText w:val=""/>
+      <w:lvlJc w:val="left"/>
+      <w:pPr>
+        <w:tabs>
+          <w:tab w:val="num" w:pos="5040"/>
+        </w:tabs>
+        <w:ind w:left="5040" w:hanging="360"/>
+      </w:pPr>
+      <w:rPr>
+        <w:rFonts w:ascii="Symbol" w:hAnsi="Symbol" w:hint="default"/>
+        <w:sz w:val="20"/>
+      </w:rPr>
+    </w:lvl>
+    <w:lvl w:ilvl="7" w:tentative="1">
+      <w:start w:val="1"/>
+      <w:numFmt w:val="bullet"/>
+      <w:lvlText w:val=""/>
+      <w:lvlJc w:val="left"/>
+      <w:pPr>
+        <w:tabs>
+          <w:tab w:val="num" w:pos="5760"/>
+        </w:tabs>
+        <w:ind w:left="5760" w:hanging="360"/>
+      </w:pPr>
+      <w:rPr>
+        <w:rFonts w:ascii="Symbol" w:hAnsi="Symbol" w:hint="default"/>
+        <w:sz w:val="20"/>
+      </w:rPr>
+    </w:lvl>
+    <w:lvl w:ilvl="8" w:tentative="1">
+      <w:start w:val="1"/>
+      <w:numFmt w:val="bullet"/>
+      <w:lvlText w:val=""/>
+      <w:lvlJc w:val="left"/>
+      <w:pPr>
+        <w:tabs>
+          <w:tab w:val="num" w:pos="6480"/>
+        </w:tabs>
+        <w:ind w:left="6480" w:hanging="360"/>
+      </w:pPr>
+      <w:rPr>
+        <w:rFonts w:ascii="Symbol" w:hAnsi="Symbol" w:hint="default"/>
+        <w:sz w:val="20"/>
+      </w:rPr>
+    </w:lvl>
+  </w:abstractNum>
   <w:num w:numId="1" w16cid:durableId="448934892">
+    <w:abstractNumId w:val="38"/>
+  </w:num>
+  <w:num w:numId="2" w16cid:durableId="232279099">
+    <w:abstractNumId w:val="11"/>
+  </w:num>
+  <w:num w:numId="3" w16cid:durableId="540676093">
+    <w:abstractNumId w:val="4"/>
+  </w:num>
+  <w:num w:numId="4" w16cid:durableId="1988703926">
+    <w:abstractNumId w:val="3"/>
+  </w:num>
+  <w:num w:numId="5" w16cid:durableId="1672565525">
+    <w:abstractNumId w:val="6"/>
+  </w:num>
+  <w:num w:numId="6" w16cid:durableId="307050756">
+    <w:abstractNumId w:val="20"/>
+  </w:num>
+  <w:num w:numId="7" w16cid:durableId="1133332941">
+    <w:abstractNumId w:val="13"/>
+  </w:num>
+  <w:num w:numId="8" w16cid:durableId="1339431986">
+    <w:abstractNumId w:val="32"/>
+  </w:num>
+  <w:num w:numId="9" w16cid:durableId="1911231164">
+    <w:abstractNumId w:val="19"/>
+  </w:num>
+  <w:num w:numId="10" w16cid:durableId="1928343240">
+    <w:abstractNumId w:val="28"/>
+  </w:num>
+  <w:num w:numId="11" w16cid:durableId="1475290323">
+    <w:abstractNumId w:val="23"/>
+  </w:num>
+  <w:num w:numId="12" w16cid:durableId="1330258008">
+    <w:abstractNumId w:val="35"/>
+  </w:num>
+  <w:num w:numId="13" w16cid:durableId="1301226163">
+    <w:abstractNumId w:val="18"/>
+  </w:num>
+  <w:num w:numId="14" w16cid:durableId="1664966072">
+    <w:abstractNumId w:val="29"/>
+  </w:num>
+  <w:num w:numId="15" w16cid:durableId="1994678814">
+    <w:abstractNumId w:val="37"/>
+  </w:num>
+  <w:num w:numId="16" w16cid:durableId="894894515">
+    <w:abstractNumId w:val="30"/>
+  </w:num>
+  <w:num w:numId="17" w16cid:durableId="1340810750">
+    <w:abstractNumId w:val="26"/>
+  </w:num>
+  <w:num w:numId="18" w16cid:durableId="281499143">
+    <w:abstractNumId w:val="12"/>
+  </w:num>
+  <w:num w:numId="19" w16cid:durableId="2072657800">
+    <w:abstractNumId w:val="7"/>
+  </w:num>
+  <w:num w:numId="20" w16cid:durableId="1815098785">
+    <w:abstractNumId w:val="2"/>
+  </w:num>
+  <w:num w:numId="21" w16cid:durableId="229538538">
+    <w:abstractNumId w:val="9"/>
+  </w:num>
+  <w:num w:numId="22" w16cid:durableId="1948735765">
+    <w:abstractNumId w:val="22"/>
+  </w:num>
+  <w:num w:numId="23" w16cid:durableId="1376732688">
+    <w:abstractNumId w:val="34"/>
+  </w:num>
+  <w:num w:numId="24" w16cid:durableId="1218585161">
+    <w:abstractNumId w:val="5"/>
+  </w:num>
+  <w:num w:numId="25" w16cid:durableId="1718161079">
+    <w:abstractNumId w:val="33"/>
+  </w:num>
+  <w:num w:numId="26" w16cid:durableId="90666221">
+    <w:abstractNumId w:val="17"/>
+  </w:num>
+  <w:num w:numId="27" w16cid:durableId="581455503">
+    <w:abstractNumId w:val="8"/>
+  </w:num>
+  <w:num w:numId="28" w16cid:durableId="537595040">
+    <w:abstractNumId w:val="39"/>
+  </w:num>
+  <w:num w:numId="29" w16cid:durableId="1735085830">
+    <w:abstractNumId w:val="1"/>
+  </w:num>
+  <w:num w:numId="30" w16cid:durableId="2083603223">
     <w:abstractNumId w:val="25"/>
   </w:num>
-  <w:num w:numId="2" w16cid:durableId="232279099">
-    <w:abstractNumId w:val="7"/>
+  <w:num w:numId="31" w16cid:durableId="669716090">
+    <w:abstractNumId w:val="0"/>
   </w:num>
-  <w:num w:numId="3" w16cid:durableId="540676093">
-    <w:abstractNumId w:val="2"/>
+  <w:num w:numId="32" w16cid:durableId="415447461">
+    <w:abstractNumId w:val="10"/>
   </w:num>
-  <w:num w:numId="4" w16cid:durableId="1988703926">
-    <w:abstractNumId w:val="1"/>
+  <w:num w:numId="33" w16cid:durableId="1702198995">
+    <w:abstractNumId w:val="16"/>
   </w:num>
-  <w:num w:numId="5" w16cid:durableId="1672565525">
-    <w:abstractNumId w:val="4"/>
-  </w:num>
-  <w:num w:numId="6" w16cid:durableId="307050756">
-    <w:abstractNumId w:val="13"/>
-  </w:num>
-  <w:num w:numId="7" w16cid:durableId="1133332941">
-    <w:abstractNumId w:val="9"/>
-  </w:num>
-  <w:num w:numId="8" w16cid:durableId="1339431986">
-    <w:abstractNumId w:val="20"/>
-  </w:num>
-  <w:num w:numId="9" w16cid:durableId="1911231164">
-    <w:abstractNumId w:val="12"/>
-  </w:num>
-  <w:num w:numId="10" w16cid:durableId="1928343240">
-    <w:abstractNumId w:val="17"/>
-  </w:num>
-  <w:num w:numId="11" w16cid:durableId="1475290323">
+  <w:num w:numId="34" w16cid:durableId="1016274494">
     <w:abstractNumId w:val="15"/>
   </w:num>
-  <w:num w:numId="12" w16cid:durableId="1330258008">
-    <w:abstractNumId w:val="23"/>
+  <w:num w:numId="35" w16cid:durableId="262686673">
+    <w:abstractNumId w:val="31"/>
   </w:num>
-  <w:num w:numId="13" w16cid:durableId="1301226163">
-    <w:abstractNumId w:val="11"/>
+  <w:num w:numId="36" w16cid:durableId="1693604103">
+    <w:abstractNumId w:val="27"/>
   </w:num>
-  <w:num w:numId="14" w16cid:durableId="1664966072">
-    <w:abstractNumId w:val="18"/>
+  <w:num w:numId="37" w16cid:durableId="258296369">
+    <w:abstractNumId w:val="14"/>
   </w:num>
-  <w:num w:numId="15" w16cid:durableId="1994678814">
+  <w:num w:numId="38" w16cid:durableId="109320662">
+    <w:abstractNumId w:val="36"/>
+  </w:num>
+  <w:num w:numId="39" w16cid:durableId="487287841">
     <w:abstractNumId w:val="24"/>
   </w:num>
-  <w:num w:numId="16" w16cid:durableId="894894515">
-    <w:abstractNumId w:val="19"/>
-  </w:num>
-  <w:num w:numId="17" w16cid:durableId="1340810750">
-    <w:abstractNumId w:val="16"/>
-  </w:num>
-  <w:num w:numId="18" w16cid:durableId="281499143">
-    <w:abstractNumId w:val="8"/>
-  </w:num>
-  <w:num w:numId="19" w16cid:durableId="2072657800">
-    <w:abstractNumId w:val="5"/>
-  </w:num>
-  <w:num w:numId="20" w16cid:durableId="1815098785">
-    <w:abstractNumId w:val="0"/>
-  </w:num>
-  <w:num w:numId="21" w16cid:durableId="229538538">
-    <w:abstractNumId w:val="6"/>
-  </w:num>
-  <w:num w:numId="22" w16cid:durableId="1948735765">
-    <w:abstractNumId w:val="14"/>
-  </w:num>
-  <w:num w:numId="23" w16cid:durableId="1376732688">
-    <w:abstractNumId w:val="22"/>
-  </w:num>
-  <w:num w:numId="24" w16cid:durableId="1218585161">
-    <w:abstractNumId w:val="3"/>
-  </w:num>
-  <w:num w:numId="25" w16cid:durableId="1718161079">
+  <w:num w:numId="40" w16cid:durableId="1445268770">
     <w:abstractNumId w:val="21"/>
-  </w:num>
-  <w:num w:numId="26" w16cid:durableId="90666221">
-    <w:abstractNumId w:val="10"/>
   </w:num>
 </w:numbering>
 </file>
